--- a/static/media/1.qd_giam_sat_ktr.docx
+++ b/static/media/1.qd_giam_sat_ktr.docx
@@ -1,6 +1,6 @@
 
 <file path=word/document.xml><?xml version="1.0" encoding="utf-8"?>
-<w:document xmlns:wpc="http://schemas.microsoft.com/office/word/2010/wordprocessingCanvas" xmlns:cx="http://schemas.microsoft.com/office/drawing/2014/chartex" xmlns:cx1="http://schemas.microsoft.com/office/drawing/2015/9/8/chartex" xmlns:cx2="http://schemas.microsoft.com/office/drawing/2015/10/21/chartex" xmlns:cx3="http://schemas.microsoft.com/office/drawing/2016/5/9/chartex" xmlns:cx4="http://schemas.microsoft.com/office/drawing/2016/5/10/chartex" xmlns:cx5="http://schemas.microsoft.com/office/drawing/2016/5/11/chartex" xmlns:cx6="http://schemas.microsoft.com/office/drawing/2016/5/12/chartex" xmlns:cx7="http://schemas.microsoft.com/office/drawing/2016/5/13/chartex" xmlns:cx8="http://schemas.microsoft.com/office/drawing/2016/5/14/chartex" xmlns:mc="http://schemas.openxmlformats.org/markup-compatibility/2006" xmlns:aink="http://schemas.microsoft.com/office/drawing/2016/ink" xmlns:am3d="http://schemas.microsoft.com/office/drawing/2017/model3d" xmlns:o="urn:schemas-microsoft-com:office:office" xmlns:r="http://schemas.openxmlformats.org/officeDocument/2006/relationships" xmlns:m="http://schemas.openxmlformats.org/officeDocument/2006/math" xmlns:v="urn:schemas-microsoft-com:vml" xmlns:wp14="http://schemas.microsoft.com/office/word/2010/wordprocessingDrawing" xmlns:wp="http://schemas.openxmlformats.org/drawingml/2006/wordprocessingDrawing" xmlns:w10="urn:schemas-microsoft-com:office:word" xmlns:w="http://schemas.openxmlformats.org/wordprocessingml/2006/main" xmlns:w14="http://schemas.microsoft.com/office/word/2010/wordml" xmlns:w15="http://schemas.microsoft.com/office/word/2012/wordml" xmlns:w16cex="http://schemas.microsoft.com/office/word/2018/wordml/cex" xmlns:w16cid="http://schemas.microsoft.com/office/word/2016/wordml/cid" xmlns:w16="http://schemas.microsoft.com/office/word/2018/wordml" xmlns:w16sdtdh="http://schemas.microsoft.com/office/word/2020/wordml/sdtdatahash" xmlns:w16se="http://schemas.microsoft.com/office/word/2015/wordml/symex" xmlns:wpg="http://schemas.microsoft.com/office/word/2010/wordprocessingGroup" xmlns:wpi="http://schemas.microsoft.com/office/word/2010/wordprocessingInk" xmlns:wne="http://schemas.microsoft.com/office/word/2006/wordml" xmlns:wps="http://schemas.microsoft.com/office/word/2010/wordprocessingShape" mc:Ignorable="w14 w15 w16se w16cid w16 w16cex w16sdtdh wp14">
+<w:document xmlns:wpc="http://schemas.microsoft.com/office/word/2010/wordprocessingCanvas" xmlns:cx="http://schemas.microsoft.com/office/drawing/2014/chartex" xmlns:cx1="http://schemas.microsoft.com/office/drawing/2015/9/8/chartex" xmlns:cx2="http://schemas.microsoft.com/office/drawing/2015/10/21/chartex" xmlns:cx3="http://schemas.microsoft.com/office/drawing/2016/5/9/chartex" xmlns:cx4="http://schemas.microsoft.com/office/drawing/2016/5/10/chartex" xmlns:cx5="http://schemas.microsoft.com/office/drawing/2016/5/11/chartex" xmlns:cx6="http://schemas.microsoft.com/office/drawing/2016/5/12/chartex" xmlns:cx7="http://schemas.microsoft.com/office/drawing/2016/5/13/chartex" xmlns:cx8="http://schemas.microsoft.com/office/drawing/2016/5/14/chartex" xmlns:mc="http://schemas.openxmlformats.org/markup-compatibility/2006" xmlns:aink="http://schemas.microsoft.com/office/drawing/2016/ink" xmlns:am3d="http://schemas.microsoft.com/office/drawing/2017/model3d" xmlns:o="urn:schemas-microsoft-com:office:office" xmlns:oel="http://schemas.microsoft.com/office/2019/extlst" xmlns:r="http://schemas.openxmlformats.org/officeDocument/2006/relationships" xmlns:m="http://schemas.openxmlformats.org/officeDocument/2006/math" xmlns:v="urn:schemas-microsoft-com:vml" xmlns:wp14="http://schemas.microsoft.com/office/word/2010/wordprocessingDrawing" xmlns:wp="http://schemas.openxmlformats.org/drawingml/2006/wordprocessingDrawing" xmlns:w10="urn:schemas-microsoft-com:office:word" xmlns:w="http://schemas.openxmlformats.org/wordprocessingml/2006/main" xmlns:w14="http://schemas.microsoft.com/office/word/2010/wordml" xmlns:w15="http://schemas.microsoft.com/office/word/2012/wordml" xmlns:w16cex="http://schemas.microsoft.com/office/word/2018/wordml/cex" xmlns:w16cid="http://schemas.microsoft.com/office/word/2016/wordml/cid" xmlns:w16="http://schemas.microsoft.com/office/word/2018/wordml" xmlns:w16du="http://schemas.microsoft.com/office/word/2023/wordml/word16du" xmlns:w16sdtdh="http://schemas.microsoft.com/office/word/2020/wordml/sdtdatahash" xmlns:w16sdtfl="http://schemas.microsoft.com/office/word/2024/wordml/sdtformatlock" xmlns:w16se="http://schemas.microsoft.com/office/word/2015/wordml/symex" xmlns:wpg="http://schemas.microsoft.com/office/word/2010/wordprocessingGroup" xmlns:wpi="http://schemas.microsoft.com/office/word/2010/wordprocessingInk" xmlns:wne="http://schemas.microsoft.com/office/word/2006/wordml" xmlns:wps="http://schemas.microsoft.com/office/word/2010/wordprocessingShape" mc:Ignorable="w14 w15 w16se w16cid w16 w16cex w16sdtdh w16sdtfl w16du wp14">
   <w:body>
     <w:p>
       <w:pPr>
@@ -31,7 +31,7 @@
           <w:szCs w:val="24"/>
           <w:lang w:val="nl-NL"/>
         </w:rPr>
-        <w:t>TỔNG CỤC THUẾ</w:t>
+        <w:t>CỤC THUẾ</w:t>
       </w:r>
       <w:r>
         <w:rPr>
@@ -240,6 +240,13 @@
           <w:b/>
           <w:lang w:val="nl-NL"/>
         </w:rPr>
+        <w:t xml:space="preserve">CHI </w:t>
+      </w:r>
+      <w:r>
+        <w:rPr>
+          <w:b/>
+          <w:lang w:val="nl-NL"/>
+        </w:rPr>
         <w:t>CỤC THUẾ</w:t>
       </w:r>
       <w:r>
@@ -247,21 +254,14 @@
           <w:b/>
           <w:lang w:val="nl-NL"/>
         </w:rPr>
-        <w:t xml:space="preserve"> TỈNH</w:t>
-      </w:r>
-      <w:r>
-        <w:rPr>
-          <w:b/>
-          <w:lang w:val="nl-NL"/>
-        </w:rPr>
-        <w:t xml:space="preserve"> QUẢNG TRỊ</w:t>
-      </w:r>
-      <w:r>
-        <w:rPr>
-          <w:b/>
-          <w:lang w:val="nl-NL"/>
-        </w:rPr>
         <w:t xml:space="preserve"> </w:t>
+      </w:r>
+      <w:r>
+        <w:rPr>
+          <w:b/>
+          <w:lang w:val="nl-NL"/>
+        </w:rPr>
+        <w:t>KHU VỰC XI</w:t>
       </w:r>
       <w:r>
         <w:rPr>
@@ -425,24 +425,16 @@
           <w:szCs w:val="28"/>
           <w:lang w:val="nl-NL"/>
         </w:rPr>
-        <w:t>CT</w:t>
-      </w:r>
-      <w:r>
-        <w:rPr>
-          <w:sz w:val="28"/>
-          <w:szCs w:val="28"/>
-          <w:lang w:val="nl-NL"/>
-        </w:rPr>
-        <w:t>QTR</w:t>
-      </w:r>
-      <w:r>
-        <w:rPr>
-          <w:b/>
-          <w:sz w:val="28"/>
-          <w:szCs w:val="28"/>
-          <w:lang w:val="nl-NL"/>
-        </w:rPr>
-        <w:t xml:space="preserve">  </w:t>
+        <w:t>CCTKV.XI</w:t>
+      </w:r>
+      <w:r>
+        <w:rPr>
+          <w:b/>
+          <w:sz w:val="28"/>
+          <w:szCs w:val="28"/>
+          <w:lang w:val="nl-NL"/>
+        </w:rPr>
+        <w:t xml:space="preserve"> </w:t>
       </w:r>
       <w:r>
         <w:rPr>
@@ -554,31 +546,19 @@
           <w:lang w:val="nl-NL"/>
         </w:rPr>
       </w:pPr>
+      <w:r>
+        <w:rPr>
+          <w:b/>
+          <w:sz w:val="28"/>
+          <w:szCs w:val="28"/>
+          <w:lang w:val="nl-NL"/>
+        </w:rPr>
+        <w:t>QUYẾT ĐỊNH</w:t>
+      </w:r>
     </w:p>
     <w:p>
       <w:pPr>
-        <w:spacing w:after="120"/>
-        <w:jc w:val="center"/>
-        <w:rPr>
-          <w:b/>
-          <w:sz w:val="28"/>
-          <w:szCs w:val="28"/>
-          <w:lang w:val="nl-NL"/>
-        </w:rPr>
-      </w:pPr>
-      <w:r>
-        <w:rPr>
-          <w:b/>
-          <w:sz w:val="28"/>
-          <w:szCs w:val="28"/>
-          <w:lang w:val="nl-NL"/>
-        </w:rPr>
-        <w:t>QUYẾT ĐỊNH</w:t>
-      </w:r>
-    </w:p>
-    <w:p>
-      <w:pPr>
-        <w:spacing w:after="120" w:line="259" w:lineRule="auto"/>
+        <w:spacing w:line="259" w:lineRule="auto"/>
         <w:jc w:val="center"/>
         <w:rPr>
           <w:b/>
@@ -620,7 +600,7 @@
           <w:tab w:val="center" w:pos="4961"/>
           <w:tab w:val="left" w:pos="9034"/>
         </w:tabs>
-        <w:spacing w:after="120" w:line="260" w:lineRule="exact"/>
+        <w:spacing w:line="260" w:lineRule="exact"/>
         <w:jc w:val="center"/>
         <w:rPr>
           <w:b/>
@@ -659,8 +639,7 @@
     </w:p>
     <w:p>
       <w:pPr>
-        <w:spacing w:line="259" w:lineRule="auto"/>
-        <w:ind w:firstLine="709"/>
+        <w:spacing w:before="120" w:line="259" w:lineRule="auto"/>
         <w:jc w:val="center"/>
         <w:rPr>
           <w:b/>
@@ -745,153 +724,332 @@
           </mc:Fallback>
         </mc:AlternateContent>
       </w:r>
+      <w:r>
+        <w:rPr>
+          <w:b/>
+          <w:sz w:val="28"/>
+          <w:szCs w:val="28"/>
+          <w:lang w:val="nl-NL"/>
+        </w:rPr>
+        <w:t xml:space="preserve">CHI </w:t>
+      </w:r>
+      <w:r>
+        <w:rPr>
+          <w:b/>
+          <w:sz w:val="28"/>
+          <w:szCs w:val="28"/>
+          <w:lang w:val="nl-NL"/>
+        </w:rPr>
+        <w:t xml:space="preserve">CỤC TRƯỞNG </w:t>
+      </w:r>
+      <w:r>
+        <w:rPr>
+          <w:b/>
+          <w:sz w:val="28"/>
+          <w:szCs w:val="28"/>
+          <w:lang w:val="nl-NL"/>
+        </w:rPr>
+        <w:t xml:space="preserve">CHI </w:t>
+      </w:r>
+      <w:r>
+        <w:rPr>
+          <w:b/>
+          <w:sz w:val="28"/>
+          <w:szCs w:val="28"/>
+          <w:lang w:val="nl-NL"/>
+        </w:rPr>
+        <w:t>CỤC THUẾ</w:t>
+      </w:r>
     </w:p>
     <w:p>
       <w:pPr>
-        <w:spacing w:after="240"/>
-        <w:jc w:val="center"/>
-        <w:rPr>
-          <w:b/>
-          <w:sz w:val="28"/>
-          <w:szCs w:val="28"/>
-          <w:lang w:val="nl-NL"/>
-        </w:rPr>
-      </w:pPr>
-      <w:r>
-        <w:rPr>
-          <w:b/>
-          <w:sz w:val="28"/>
-          <w:szCs w:val="28"/>
-          <w:lang w:val="nl-NL"/>
-        </w:rPr>
-        <w:t>CỤC TRƯỞNG CỤC THUẾ TỈNH QUẢNG TRỊ</w:t>
+        <w:ind w:right="-285" w:firstLine="426"/>
+        <w:jc w:val="both"/>
+        <w:rPr>
+          <w:i/>
+          <w:sz w:val="28"/>
+          <w:szCs w:val="28"/>
+        </w:rPr>
+      </w:pPr>
+      <w:r>
+        <w:rPr>
+          <w:i/>
+          <w:sz w:val="28"/>
+          <w:szCs w:val="28"/>
+        </w:rPr>
+        <w:t>Căn cứ Luật Quản lý</w:t>
+      </w:r>
+      <w:r>
+        <w:rPr>
+          <w:i/>
+          <w:sz w:val="28"/>
+          <w:szCs w:val="28"/>
+        </w:rPr>
+        <w:t xml:space="preserve"> t</w:t>
+      </w:r>
+      <w:r>
+        <w:rPr>
+          <w:i/>
+          <w:sz w:val="28"/>
+          <w:szCs w:val="28"/>
+        </w:rPr>
+        <w:t>huế</w:t>
+      </w:r>
+      <w:r>
+        <w:rPr>
+          <w:i/>
+          <w:sz w:val="28"/>
+          <w:szCs w:val="28"/>
+        </w:rPr>
+        <w:t xml:space="preserve"> </w:t>
+      </w:r>
+      <w:r>
+        <w:rPr>
+          <w:i/>
+          <w:sz w:val="28"/>
+          <w:szCs w:val="28"/>
+          <w:lang w:val="nl-NL"/>
+        </w:rPr>
+        <w:t>&lt;luat_qlt_ngay&gt;</w:t>
+      </w:r>
+      <w:r>
+        <w:rPr>
+          <w:i/>
+          <w:sz w:val="28"/>
+          <w:szCs w:val="28"/>
+          <w:lang w:val="nl-NL"/>
+        </w:rPr>
+        <w:t xml:space="preserve"> </w:t>
+      </w:r>
+      <w:r>
+        <w:rPr>
+          <w:i/>
+          <w:sz w:val="28"/>
+          <w:szCs w:val="28"/>
+          <w:lang w:val="nl-NL"/>
+        </w:rPr>
+        <w:t>và các văn bản hướng dẫn thi hành</w:t>
+      </w:r>
+      <w:r>
+        <w:rPr>
+          <w:i/>
+          <w:sz w:val="28"/>
+          <w:szCs w:val="28"/>
+        </w:rPr>
+        <w:t>;</w:t>
       </w:r>
     </w:p>
     <w:p>
       <w:pPr>
-        <w:spacing w:before="120" w:after="120"/>
-        <w:ind w:firstLine="709"/>
+        <w:ind w:right="-285" w:firstLine="426"/>
         <w:jc w:val="both"/>
         <w:rPr>
           <w:i/>
           <w:sz w:val="28"/>
           <w:szCs w:val="28"/>
-        </w:rPr>
-      </w:pPr>
-      <w:r>
-        <w:rPr>
-          <w:i/>
-          <w:sz w:val="28"/>
-          <w:szCs w:val="28"/>
-        </w:rPr>
-        <w:t>Căn cứ Luật Quản lý</w:t>
-      </w:r>
-      <w:r>
-        <w:rPr>
-          <w:i/>
-          <w:sz w:val="28"/>
-          <w:szCs w:val="28"/>
-        </w:rPr>
-        <w:t xml:space="preserve"> t</w:t>
-      </w:r>
-      <w:r>
-        <w:rPr>
-          <w:i/>
-          <w:sz w:val="28"/>
-          <w:szCs w:val="28"/>
-        </w:rPr>
-        <w:t>huế</w:t>
-      </w:r>
-      <w:r>
-        <w:rPr>
-          <w:i/>
-          <w:sz w:val="28"/>
-          <w:szCs w:val="28"/>
-        </w:rPr>
-        <w:t xml:space="preserve"> </w:t>
-      </w:r>
-      <w:r>
-        <w:rPr>
-          <w:i/>
-          <w:sz w:val="28"/>
-          <w:szCs w:val="28"/>
-          <w:lang w:val="nl-NL"/>
-        </w:rPr>
-        <w:t>&lt;luat_qlt_ngay&gt;</w:t>
-      </w:r>
-      <w:r>
-        <w:rPr>
-          <w:i/>
-          <w:sz w:val="28"/>
-          <w:szCs w:val="28"/>
-          <w:lang w:val="nl-NL"/>
-        </w:rPr>
-        <w:t xml:space="preserve"> </w:t>
-      </w:r>
-      <w:r>
-        <w:rPr>
-          <w:i/>
-          <w:sz w:val="28"/>
-          <w:szCs w:val="28"/>
-          <w:lang w:val="nl-NL"/>
-        </w:rPr>
-        <w:t>và các văn bản hướng dẫn thi hành</w:t>
-      </w:r>
-      <w:r>
-        <w:rPr>
-          <w:i/>
-          <w:sz w:val="28"/>
-          <w:szCs w:val="28"/>
+          <w:lang w:val="nl-NL"/>
+        </w:rPr>
+      </w:pPr>
+      <w:r>
+        <w:rPr>
+          <w:i/>
+          <w:sz w:val="28"/>
+          <w:szCs w:val="28"/>
+          <w:lang w:val="nl-NL"/>
+        </w:rPr>
+        <w:t xml:space="preserve">Căn cứ Quyết định số 1614/QĐ-TCT ngày 13/10/2020 của Tổng cục Thuế về việc ban hành quy chế giám sát hoạt động của </w:t>
+      </w:r>
+      <w:r>
+        <w:rPr>
+          <w:i/>
+          <w:sz w:val="28"/>
+          <w:szCs w:val="28"/>
+          <w:lang w:val="nl-NL"/>
+        </w:rPr>
+        <w:t>Đ</w:t>
+      </w:r>
+      <w:r>
+        <w:rPr>
+          <w:i/>
+          <w:sz w:val="28"/>
+          <w:szCs w:val="28"/>
+          <w:lang w:val="nl-NL"/>
+        </w:rPr>
+        <w:t>oàn thanh tra, kiểm tra thuế</w:t>
+      </w:r>
+      <w:r>
+        <w:rPr>
+          <w:i/>
+          <w:sz w:val="28"/>
+          <w:szCs w:val="28"/>
+          <w:lang w:val="nl-NL"/>
         </w:rPr>
         <w:t>;</w:t>
       </w:r>
     </w:p>
     <w:p>
       <w:pPr>
-        <w:spacing w:before="120" w:after="120"/>
-        <w:ind w:firstLine="709"/>
+        <w:ind w:right="-285" w:firstLine="426"/>
         <w:jc w:val="both"/>
         <w:rPr>
           <w:i/>
           <w:sz w:val="28"/>
           <w:szCs w:val="28"/>
-          <w:lang w:val="nl-NL"/>
-        </w:rPr>
-      </w:pPr>
-      <w:r>
-        <w:rPr>
-          <w:i/>
-          <w:sz w:val="28"/>
-          <w:szCs w:val="28"/>
-          <w:lang w:val="nl-NL"/>
-        </w:rPr>
-        <w:t>Căn cứ Quyết định số 1614/QĐ-TCT ngày 13/10/2020 của Tổng cục trưởng Tổng cục Thuế về việc ban hành quy chế giám sát hoạt động của Đoàn thanh tra, kiểm tra thuế;</w:t>
+        </w:rPr>
+      </w:pPr>
+      <w:r>
+        <w:rPr>
+          <w:i/>
+          <w:sz w:val="28"/>
+          <w:szCs w:val="28"/>
+        </w:rPr>
+        <w:t>Căn cứ Quyết định số 904/QĐ-BTC ngày 03/03/2025 của Bộ Tài chính quy định chức năng, nhiệm vụ, quyền hạn và cơ cấu tổ chức của Chi cục Thuế khu vực thuộc Cục Thuế</w:t>
+      </w:r>
+      <w:r>
+        <w:rPr>
+          <w:i/>
+          <w:sz w:val="28"/>
+          <w:szCs w:val="28"/>
+        </w:rPr>
+        <w:t>;</w:t>
       </w:r>
     </w:p>
     <w:p>
       <w:pPr>
-        <w:spacing w:before="120" w:after="120"/>
-        <w:ind w:firstLine="709"/>
+        <w:ind w:right="-285" w:firstLine="426"/>
         <w:jc w:val="both"/>
         <w:rPr>
           <w:i/>
           <w:sz w:val="28"/>
           <w:szCs w:val="28"/>
-        </w:rPr>
-      </w:pPr>
-      <w:r>
-        <w:rPr>
-          <w:i/>
-          <w:sz w:val="28"/>
-          <w:szCs w:val="28"/>
-        </w:rPr>
-        <w:t>Căn cứ Quyết định số 1836/QĐ-BTC ngày 08 tháng 10 năm 2018 của Bộ Tài Chính quy định chức năng, nhiệm vụ, quyền hạn và cơ cấu tổ chức của Cục Thuế thuộc Tổng cục Thuế;</w:t>
+          <w:lang w:val="nl-NL"/>
+        </w:rPr>
+      </w:pPr>
+      <w:r>
+        <w:rPr>
+          <w:i/>
+          <w:sz w:val="28"/>
+          <w:szCs w:val="28"/>
+        </w:rPr>
+        <w:t>Căn cứ Quyết định số</w:t>
+      </w:r>
+      <w:r>
+        <w:rPr>
+          <w:i/>
+          <w:sz w:val="28"/>
+          <w:szCs w:val="28"/>
+        </w:rPr>
+        <w:t xml:space="preserve">         </w:t>
+      </w:r>
+      <w:r>
+        <w:rPr>
+          <w:i/>
+          <w:sz w:val="28"/>
+          <w:szCs w:val="28"/>
+        </w:rPr>
+        <w:t>/QĐ-C</w:t>
+      </w:r>
+      <w:r>
+        <w:rPr>
+          <w:i/>
+          <w:sz w:val="28"/>
+          <w:szCs w:val="28"/>
+        </w:rPr>
+        <w:t>CTKV.XI</w:t>
+      </w:r>
+      <w:r>
+        <w:rPr>
+          <w:i/>
+          <w:sz w:val="28"/>
+          <w:szCs w:val="28"/>
+        </w:rPr>
+        <w:t xml:space="preserve"> </w:t>
+      </w:r>
+      <w:r>
+        <w:rPr>
+          <w:i/>
+          <w:sz w:val="28"/>
+          <w:szCs w:val="28"/>
+          <w:lang w:val="nl-NL"/>
+        </w:rPr>
+        <w:t>&lt;ngay_thang&gt;</w:t>
+      </w:r>
+      <w:r>
+        <w:rPr>
+          <w:i/>
+          <w:sz w:val="28"/>
+          <w:szCs w:val="28"/>
+          <w:lang w:val="nl-NL"/>
+        </w:rPr>
+        <w:t xml:space="preserve"> của C</w:t>
+      </w:r>
+      <w:r>
+        <w:rPr>
+          <w:i/>
+          <w:sz w:val="28"/>
+          <w:szCs w:val="28"/>
+          <w:lang w:val="nl-NL"/>
+        </w:rPr>
+        <w:t>hi c</w:t>
+      </w:r>
+      <w:r>
+        <w:rPr>
+          <w:i/>
+          <w:sz w:val="28"/>
+          <w:szCs w:val="28"/>
+          <w:lang w:val="nl-NL"/>
+        </w:rPr>
+        <w:t xml:space="preserve">ục Thuế </w:t>
+      </w:r>
+      <w:r>
+        <w:rPr>
+          <w:i/>
+          <w:sz w:val="28"/>
+          <w:szCs w:val="28"/>
+          <w:lang w:val="nl-NL"/>
+        </w:rPr>
+        <w:t>khu vực XI</w:t>
+      </w:r>
+      <w:r>
+        <w:rPr>
+          <w:i/>
+          <w:sz w:val="28"/>
+          <w:szCs w:val="28"/>
+          <w:lang w:val="nl-NL"/>
+        </w:rPr>
+        <w:t xml:space="preserve"> về việc kiểm tra chấp hành pháp luật thuế tại</w:t>
+      </w:r>
+      <w:r>
+        <w:rPr>
+          <w:i/>
+          <w:sz w:val="28"/>
+          <w:szCs w:val="28"/>
+          <w:lang w:val="nl-NL"/>
+        </w:rPr>
+        <w:t xml:space="preserve"> </w:t>
+      </w:r>
+      <w:r>
+        <w:rPr>
+          <w:i/>
+          <w:sz w:val="28"/>
+          <w:szCs w:val="28"/>
+          <w:lang w:val="nl-NL"/>
+        </w:rPr>
+        <w:t>&lt;ten_dv&gt;</w:t>
+      </w:r>
+      <w:r>
+        <w:rPr>
+          <w:i/>
+          <w:sz w:val="28"/>
+          <w:szCs w:val="28"/>
+          <w:lang w:val="nl-NL"/>
+        </w:rPr>
+        <w:t>;</w:t>
       </w:r>
     </w:p>
     <w:p>
       <w:pPr>
-        <w:spacing w:before="120" w:after="120"/>
-        <w:ind w:firstLine="709"/>
+        <w:ind w:right="-285" w:firstLine="426"/>
         <w:jc w:val="both"/>
         <w:rPr>
           <w:i/>
@@ -905,171 +1063,113 @@
           <w:i/>
           <w:sz w:val="28"/>
           <w:szCs w:val="28"/>
-        </w:rPr>
-        <w:t>Căn cứ Quyết định kiểm tra chấp hành pháp luật thuế số</w:t>
-      </w:r>
-      <w:r>
-        <w:rPr>
-          <w:i/>
-          <w:sz w:val="28"/>
-          <w:szCs w:val="28"/>
-        </w:rPr>
-        <w:t xml:space="preserve">         </w:t>
-      </w:r>
-      <w:r>
-        <w:rPr>
-          <w:i/>
-          <w:sz w:val="28"/>
-          <w:szCs w:val="28"/>
-        </w:rPr>
-        <w:t>/QĐ-CTQTR</w:t>
-      </w:r>
-      <w:r>
-        <w:rPr>
-          <w:i/>
-          <w:sz w:val="28"/>
-          <w:szCs w:val="28"/>
-        </w:rPr>
-        <w:t xml:space="preserve"> </w:t>
-      </w:r>
-      <w:r>
-        <w:rPr>
-          <w:i/>
-          <w:sz w:val="28"/>
-          <w:szCs w:val="28"/>
-          <w:lang w:val="nl-NL"/>
-        </w:rPr>
-        <w:t>&lt;ngay_thang&gt;</w:t>
-      </w:r>
-      <w:r>
-        <w:rPr>
-          <w:i/>
-          <w:sz w:val="28"/>
-          <w:szCs w:val="28"/>
-          <w:lang w:val="nl-NL"/>
-        </w:rPr>
-        <w:t xml:space="preserve"> của Cục Thuế tỉnh Quảng Trị về việc kiểm tra chấp hành pháp luật thuế tại</w:t>
-      </w:r>
-      <w:r>
-        <w:rPr>
-          <w:i/>
-          <w:sz w:val="28"/>
-          <w:szCs w:val="28"/>
-          <w:lang w:val="nl-NL"/>
-        </w:rPr>
-        <w:t xml:space="preserve"> </w:t>
-      </w:r>
-      <w:r>
-        <w:rPr>
-          <w:i/>
-          <w:sz w:val="28"/>
-          <w:szCs w:val="28"/>
-          <w:lang w:val="nl-NL"/>
-        </w:rPr>
-        <w:t>&lt;ten_dv&gt;</w:t>
-      </w:r>
-      <w:r>
-        <w:rPr>
-          <w:i/>
-          <w:sz w:val="28"/>
-          <w:szCs w:val="28"/>
-          <w:lang w:val="nl-NL"/>
-        </w:rPr>
-        <w:t>;</w:t>
+          <w:lang w:val="nl-NL"/>
+        </w:rPr>
+        <w:t>Theo</w:t>
+      </w:r>
+      <w:r>
+        <w:rPr>
+          <w:i/>
+          <w:sz w:val="28"/>
+          <w:szCs w:val="28"/>
+          <w:lang w:val="nl-NL"/>
+        </w:rPr>
+        <w:t xml:space="preserve"> đề nghị của </w:t>
+      </w:r>
+      <w:r>
+        <w:rPr>
+          <w:i/>
+          <w:sz w:val="28"/>
+          <w:szCs w:val="28"/>
+          <w:lang w:val="nl-NL"/>
+        </w:rPr>
+        <w:t xml:space="preserve">&lt;ld_phong&gt; </w:t>
+      </w:r>
+      <w:r>
+        <w:rPr>
+          <w:i/>
+          <w:sz w:val="28"/>
+          <w:szCs w:val="28"/>
+          <w:lang w:val="nl-NL"/>
+        </w:rPr>
+        <w:t>Tha</w:t>
+      </w:r>
+      <w:r>
+        <w:rPr>
+          <w:i/>
+          <w:sz w:val="28"/>
+          <w:szCs w:val="28"/>
+          <w:lang w:val="nl-NL"/>
+        </w:rPr>
+        <w:t>nh tra</w:t>
+      </w:r>
+      <w:r>
+        <w:rPr>
+          <w:i/>
+          <w:sz w:val="28"/>
+          <w:szCs w:val="28"/>
+          <w:lang w:val="nl-NL"/>
+        </w:rPr>
+        <w:t xml:space="preserve"> – </w:t>
+      </w:r>
+      <w:r>
+        <w:rPr>
+          <w:i/>
+          <w:sz w:val="28"/>
+          <w:szCs w:val="28"/>
+          <w:lang w:val="nl-NL"/>
+        </w:rPr>
+        <w:t>Kiểm tra</w:t>
+      </w:r>
+      <w:r>
+        <w:rPr>
+          <w:i/>
+          <w:sz w:val="28"/>
+          <w:szCs w:val="28"/>
+          <w:lang w:val="nl-NL"/>
+        </w:rPr>
+        <w:t xml:space="preserve"> số 4</w:t>
+      </w:r>
+      <w:r>
+        <w:rPr>
+          <w:i/>
+          <w:sz w:val="28"/>
+          <w:szCs w:val="28"/>
+          <w:lang w:val="nl-NL"/>
+        </w:rPr>
+        <w:t>.</w:t>
       </w:r>
     </w:p>
     <w:p>
       <w:pPr>
-        <w:spacing w:before="120" w:after="120"/>
-        <w:ind w:firstLine="709"/>
-        <w:jc w:val="both"/>
-        <w:rPr>
-          <w:i/>
-          <w:sz w:val="28"/>
-          <w:szCs w:val="28"/>
-          <w:lang w:val="nl-NL"/>
-        </w:rPr>
-      </w:pPr>
-      <w:r>
-        <w:rPr>
-          <w:i/>
-          <w:sz w:val="28"/>
-          <w:szCs w:val="28"/>
-          <w:lang w:val="nl-NL"/>
-        </w:rPr>
-        <w:t>Theo</w:t>
-      </w:r>
-      <w:r>
-        <w:rPr>
-          <w:i/>
-          <w:sz w:val="28"/>
-          <w:szCs w:val="28"/>
-          <w:lang w:val="nl-NL"/>
-        </w:rPr>
-        <w:t xml:space="preserve"> đề nghị của </w:t>
-      </w:r>
-      <w:r>
-        <w:rPr>
-          <w:i/>
-          <w:sz w:val="28"/>
-          <w:szCs w:val="28"/>
-          <w:lang w:val="nl-NL"/>
-        </w:rPr>
-        <w:t xml:space="preserve">&lt;ld_phong&gt; </w:t>
-      </w:r>
-      <w:r>
-        <w:rPr>
-          <w:i/>
-          <w:sz w:val="28"/>
-          <w:szCs w:val="28"/>
-          <w:lang w:val="nl-NL"/>
-        </w:rPr>
-        <w:t>Tha</w:t>
-      </w:r>
-      <w:r>
-        <w:rPr>
-          <w:i/>
-          <w:sz w:val="28"/>
-          <w:szCs w:val="28"/>
-          <w:lang w:val="nl-NL"/>
-        </w:rPr>
-        <w:t>nh tra</w:t>
-      </w:r>
-      <w:r>
-        <w:rPr>
-          <w:i/>
-          <w:sz w:val="28"/>
-          <w:szCs w:val="28"/>
-          <w:lang w:val="nl-NL"/>
-        </w:rPr>
-        <w:t xml:space="preserve"> – </w:t>
-      </w:r>
-      <w:r>
-        <w:rPr>
-          <w:i/>
-          <w:sz w:val="28"/>
-          <w:szCs w:val="28"/>
-          <w:lang w:val="nl-NL"/>
-        </w:rPr>
-        <w:t>Kiểm tra</w:t>
-      </w:r>
-      <w:r>
-        <w:rPr>
-          <w:i/>
-          <w:sz w:val="28"/>
-          <w:szCs w:val="28"/>
-          <w:lang w:val="nl-NL"/>
-        </w:rPr>
-        <w:t>.</w:t>
+        <w:spacing w:before="120" w:line="242" w:lineRule="auto"/>
+        <w:ind w:right="-285" w:firstLine="426"/>
+        <w:jc w:val="center"/>
+        <w:rPr>
+          <w:b/>
+          <w:sz w:val="28"/>
+          <w:szCs w:val="28"/>
+          <w:lang w:val="nl-NL"/>
+        </w:rPr>
+      </w:pPr>
+      <w:r>
+        <w:rPr>
+          <w:b/>
+          <w:sz w:val="28"/>
+          <w:szCs w:val="28"/>
+          <w:lang w:val="nl-NL"/>
+        </w:rPr>
+        <w:t>QUYẾT ĐỊNH:</w:t>
       </w:r>
     </w:p>
     <w:p>
       <w:pPr>
-        <w:spacing w:before="120" w:after="120" w:line="242" w:lineRule="auto"/>
-        <w:jc w:val="center"/>
-        <w:rPr>
-          <w:b/>
-          <w:sz w:val="28"/>
+        <w:spacing w:line="242" w:lineRule="auto"/>
+        <w:ind w:right="-285" w:firstLine="426"/>
+        <w:jc w:val="both"/>
+        <w:rPr>
+          <w:b/>
+          <w:sz w:val="2"/>
           <w:szCs w:val="28"/>
           <w:lang w:val="nl-NL"/>
         </w:rPr>
@@ -1077,55 +1177,274 @@
     </w:p>
     <w:p>
       <w:pPr>
-        <w:spacing w:before="120" w:after="240" w:line="242" w:lineRule="auto"/>
-        <w:jc w:val="center"/>
-        <w:rPr>
-          <w:b/>
-          <w:sz w:val="28"/>
-          <w:szCs w:val="28"/>
-          <w:lang w:val="nl-NL"/>
-        </w:rPr>
-      </w:pPr>
-      <w:r>
-        <w:rPr>
-          <w:b/>
-          <w:sz w:val="28"/>
-          <w:szCs w:val="28"/>
-          <w:lang w:val="nl-NL"/>
-        </w:rPr>
-        <w:t>QUYẾT ĐỊNH:</w:t>
-      </w:r>
+        <w:spacing w:line="242" w:lineRule="auto"/>
+        <w:ind w:right="-285" w:firstLine="426"/>
+        <w:jc w:val="both"/>
+        <w:rPr>
+          <w:b/>
+          <w:sz w:val="2"/>
+          <w:szCs w:val="28"/>
+          <w:lang w:val="nl-NL"/>
+        </w:rPr>
+      </w:pPr>
     </w:p>
     <w:p>
       <w:pPr>
-        <w:spacing w:line="242" w:lineRule="auto"/>
-        <w:ind w:right="-1" w:firstLine="567"/>
+        <w:spacing w:before="40"/>
+        <w:ind w:right="-285" w:firstLine="426"/>
         <w:jc w:val="both"/>
         <w:rPr>
-          <w:b/>
-          <w:sz w:val="2"/>
-          <w:szCs w:val="28"/>
-          <w:lang w:val="nl-NL"/>
-        </w:rPr>
-      </w:pPr>
+          <w:sz w:val="28"/>
+          <w:szCs w:val="28"/>
+          <w:lang w:val="nl-NL"/>
+        </w:rPr>
+      </w:pPr>
+      <w:r>
+        <w:rPr>
+          <w:b/>
+          <w:sz w:val="28"/>
+          <w:szCs w:val="28"/>
+          <w:lang w:val="nl-NL"/>
+        </w:rPr>
+        <w:t>Điều 1</w:t>
+      </w:r>
+      <w:r>
+        <w:rPr>
+          <w:b/>
+          <w:sz w:val="28"/>
+          <w:szCs w:val="28"/>
+          <w:lang w:val="nl-NL"/>
+        </w:rPr>
+        <w:t>.</w:t>
+      </w:r>
+      <w:r>
+        <w:rPr>
+          <w:sz w:val="28"/>
+          <w:szCs w:val="28"/>
+          <w:lang w:val="nl-NL"/>
+        </w:rPr>
+        <w:t xml:space="preserve"> </w:t>
+      </w:r>
+      <w:r>
+        <w:rPr>
+          <w:sz w:val="28"/>
+          <w:szCs w:val="28"/>
+        </w:rPr>
+        <w:t xml:space="preserve">Thực hiện giám sát đối với hoạt động kiểm tra của Đoàn kiểm tra thuế được thành lập theo Quyết định </w:t>
+      </w:r>
+      <w:r>
+        <w:rPr>
+          <w:bCs/>
+          <w:iCs/>
+          <w:sz w:val="28"/>
+          <w:szCs w:val="28"/>
+          <w:lang w:val="nl-NL"/>
+        </w:rPr>
+        <w:t xml:space="preserve">số </w:t>
+      </w:r>
+      <w:r>
+        <w:rPr>
+          <w:bCs/>
+          <w:iCs/>
+          <w:sz w:val="28"/>
+          <w:szCs w:val="28"/>
+          <w:lang w:val="nl-NL"/>
+        </w:rPr>
+        <w:t xml:space="preserve">         </w:t>
+      </w:r>
+      <w:r>
+        <w:rPr>
+          <w:sz w:val="28"/>
+          <w:szCs w:val="28"/>
+          <w:lang w:val="nl-NL"/>
+        </w:rPr>
+        <w:t>/</w:t>
+      </w:r>
+      <w:r>
+        <w:rPr>
+          <w:sz w:val="28"/>
+          <w:szCs w:val="28"/>
+          <w:lang w:val="nl-NL"/>
+        </w:rPr>
+        <w:t>QĐ-C</w:t>
+      </w:r>
+      <w:r>
+        <w:rPr>
+          <w:sz w:val="28"/>
+          <w:szCs w:val="28"/>
+          <w:lang w:val="nl-NL"/>
+        </w:rPr>
+        <w:t>CTKV.XI</w:t>
+      </w:r>
+      <w:r>
+        <w:rPr>
+          <w:sz w:val="28"/>
+          <w:szCs w:val="28"/>
+          <w:lang w:val="nl-NL"/>
+        </w:rPr>
+        <w:t xml:space="preserve"> </w:t>
+      </w:r>
+      <w:r>
+        <w:rPr>
+          <w:sz w:val="28"/>
+          <w:szCs w:val="28"/>
+          <w:lang w:val="nl-NL"/>
+        </w:rPr>
+        <w:t>&lt;ngay_thang&gt;</w:t>
+      </w:r>
+      <w:r>
+        <w:rPr>
+          <w:sz w:val="28"/>
+          <w:szCs w:val="28"/>
+          <w:lang w:val="nl-NL"/>
+        </w:rPr>
+        <w:t xml:space="preserve"> </w:t>
+      </w:r>
+      <w:r>
+        <w:rPr>
+          <w:sz w:val="28"/>
+          <w:szCs w:val="28"/>
+          <w:lang w:val="nl-NL"/>
+        </w:rPr>
+        <w:t xml:space="preserve">của </w:t>
+      </w:r>
+      <w:r>
+        <w:rPr>
+          <w:sz w:val="28"/>
+          <w:szCs w:val="28"/>
+          <w:lang w:val="nl-NL"/>
+        </w:rPr>
+        <w:t>Chi cục Thuế khu vực XI</w:t>
+      </w:r>
+      <w:r>
+        <w:rPr>
+          <w:sz w:val="28"/>
+          <w:szCs w:val="28"/>
+          <w:lang w:val="nl-NL"/>
+        </w:rPr>
+        <w:t xml:space="preserve"> về việc </w:t>
+      </w:r>
+      <w:r>
+        <w:rPr>
+          <w:sz w:val="28"/>
+          <w:szCs w:val="28"/>
+          <w:lang w:val="nl-NL"/>
+        </w:rPr>
+        <w:t xml:space="preserve">kiểm tra chấp hành pháp luật thuế </w:t>
+      </w:r>
+      <w:r>
+        <w:rPr>
+          <w:sz w:val="28"/>
+          <w:szCs w:val="28"/>
+          <w:lang w:val="nl-NL"/>
+        </w:rPr>
+        <w:t xml:space="preserve">tại </w:t>
+      </w:r>
+      <w:r>
+        <w:rPr>
+          <w:sz w:val="28"/>
+          <w:szCs w:val="28"/>
+          <w:lang w:val="nl-NL"/>
+        </w:rPr>
+        <w:t>&lt;ten_dv&gt;</w:t>
+      </w:r>
+      <w:r>
+        <w:rPr>
+          <w:sz w:val="28"/>
+          <w:szCs w:val="28"/>
+          <w:lang w:val="nl-NL"/>
+        </w:rPr>
+        <w:t>.</w:t>
+      </w:r>
     </w:p>
     <w:p>
       <w:pPr>
-        <w:spacing w:line="242" w:lineRule="auto"/>
-        <w:ind w:firstLine="562"/>
+        <w:spacing w:before="40"/>
+        <w:ind w:right="-285" w:firstLine="426"/>
         <w:jc w:val="both"/>
         <w:rPr>
-          <w:b/>
-          <w:sz w:val="2"/>
-          <w:szCs w:val="28"/>
-          <w:lang w:val="nl-NL"/>
-        </w:rPr>
-      </w:pPr>
+          <w:sz w:val="28"/>
+          <w:szCs w:val="28"/>
+          <w:lang w:val="nl-NL"/>
+        </w:rPr>
+      </w:pPr>
+      <w:r>
+        <w:rPr>
+          <w:sz w:val="28"/>
+          <w:szCs w:val="28"/>
+          <w:lang w:val="nl-NL"/>
+        </w:rPr>
+        <w:t xml:space="preserve">Thời hạn giám sát được tính </w:t>
+      </w:r>
+      <w:r>
+        <w:rPr>
+          <w:sz w:val="28"/>
+          <w:szCs w:val="28"/>
+          <w:lang w:val="nl-NL"/>
+        </w:rPr>
+        <w:t xml:space="preserve">kể </w:t>
+      </w:r>
+      <w:r>
+        <w:rPr>
+          <w:sz w:val="28"/>
+          <w:szCs w:val="28"/>
+          <w:lang w:val="nl-NL"/>
+        </w:rPr>
+        <w:t xml:space="preserve">từ ngày công bố quyết định </w:t>
+      </w:r>
+      <w:r>
+        <w:rPr>
+          <w:sz w:val="28"/>
+          <w:szCs w:val="28"/>
+          <w:lang w:val="nl-NL"/>
+        </w:rPr>
+        <w:t xml:space="preserve">kiểm </w:t>
+      </w:r>
+      <w:r>
+        <w:rPr>
+          <w:sz w:val="28"/>
+          <w:szCs w:val="28"/>
+          <w:lang w:val="nl-NL"/>
+        </w:rPr>
+        <w:t xml:space="preserve">tra đến thời điểm kết thúc việc </w:t>
+      </w:r>
+      <w:r>
+        <w:rPr>
+          <w:sz w:val="28"/>
+          <w:szCs w:val="28"/>
+          <w:lang w:val="nl-NL"/>
+        </w:rPr>
+        <w:t xml:space="preserve">kiểm </w:t>
+      </w:r>
+      <w:r>
+        <w:rPr>
+          <w:sz w:val="28"/>
+          <w:szCs w:val="28"/>
+          <w:lang w:val="nl-NL"/>
+        </w:rPr>
+        <w:t xml:space="preserve">tra </w:t>
+      </w:r>
+      <w:r>
+        <w:rPr>
+          <w:sz w:val="28"/>
+          <w:szCs w:val="28"/>
+          <w:lang w:val="nl-NL"/>
+        </w:rPr>
+        <w:t xml:space="preserve">thuế </w:t>
+      </w:r>
+      <w:r>
+        <w:rPr>
+          <w:sz w:val="28"/>
+          <w:szCs w:val="28"/>
+          <w:lang w:val="nl-NL"/>
+        </w:rPr>
+        <w:t>tại trụ sở người nộp thuế.</w:t>
+      </w:r>
     </w:p>
     <w:p>
       <w:pPr>
-        <w:spacing w:before="120"/>
-        <w:ind w:firstLine="567"/>
+        <w:spacing w:before="40"/>
+        <w:ind w:right="-285" w:firstLine="426"/>
         <w:jc w:val="both"/>
         <w:rPr>
           <w:sz w:val="28"/>
@@ -1136,15 +1455,17 @@
       <w:r>
         <w:rPr>
           <w:b/>
-          <w:sz w:val="28"/>
-          <w:szCs w:val="28"/>
-          <w:lang w:val="nl-NL"/>
-        </w:rPr>
-        <w:t>Điều 1</w:t>
-      </w:r>
-      <w:r>
-        <w:rPr>
-          <w:b/>
+          <w:bCs/>
+          <w:sz w:val="28"/>
+          <w:szCs w:val="28"/>
+          <w:lang w:val="nl-NL"/>
+        </w:rPr>
+        <w:t>Điều 2</w:t>
+      </w:r>
+      <w:r>
+        <w:rPr>
+          <w:b/>
+          <w:bCs/>
           <w:sz w:val="28"/>
           <w:szCs w:val="28"/>
           <w:lang w:val="nl-NL"/>
@@ -1163,10 +1484,184 @@
         <w:rPr>
           <w:sz w:val="28"/>
           <w:szCs w:val="28"/>
-        </w:rPr>
-        <w:t xml:space="preserve">Thực hiện giám sát đối với hoạt động kiểm tra của Đoàn kiểm tra thuế được thành lập theo Quyết định </w:t>
-      </w:r>
-      <w:r>
+          <w:lang w:val="nl-NL"/>
+        </w:rPr>
+        <w:t xml:space="preserve">Giao cho </w:t>
+      </w:r>
+      <w:r>
+        <w:rPr>
+          <w:sz w:val="28"/>
+          <w:szCs w:val="28"/>
+          <w:lang w:val="nl-NL"/>
+        </w:rPr>
+        <w:t>&lt;ng_giam_sat&gt;</w:t>
+      </w:r>
+      <w:r>
+        <w:rPr>
+          <w:sz w:val="28"/>
+          <w:szCs w:val="28"/>
+          <w:lang w:val="nl-NL"/>
+        </w:rPr>
+        <w:t xml:space="preserve"> –</w:t>
+      </w:r>
+      <w:r>
+        <w:rPr>
+          <w:sz w:val="28"/>
+          <w:szCs w:val="28"/>
+          <w:lang w:val="nl-NL"/>
+        </w:rPr>
+        <w:t xml:space="preserve"> </w:t>
+      </w:r>
+      <w:r>
+        <w:rPr>
+          <w:sz w:val="28"/>
+          <w:szCs w:val="28"/>
+          <w:lang w:val="nl-NL"/>
+        </w:rPr>
+        <w:t xml:space="preserve">&lt;ng_giam_sat_cv&gt; </w:t>
+      </w:r>
+      <w:r>
+        <w:rPr>
+          <w:sz w:val="28"/>
+          <w:szCs w:val="28"/>
+          <w:lang w:val="nl-NL"/>
+        </w:rPr>
+        <w:t xml:space="preserve">Thanh tra – </w:t>
+      </w:r>
+      <w:r>
+        <w:rPr>
+          <w:sz w:val="28"/>
+          <w:szCs w:val="28"/>
+          <w:lang w:val="nl-NL"/>
+        </w:rPr>
+        <w:t>Kiểm tra</w:t>
+      </w:r>
+      <w:r>
+        <w:rPr>
+          <w:sz w:val="28"/>
+          <w:szCs w:val="28"/>
+          <w:lang w:val="nl-NL"/>
+        </w:rPr>
+        <w:t xml:space="preserve"> </w:t>
+      </w:r>
+      <w:r>
+        <w:rPr>
+          <w:sz w:val="28"/>
+          <w:szCs w:val="28"/>
+          <w:lang w:val="sv-SE"/>
+        </w:rPr>
+        <w:t>số 4,</w:t>
+      </w:r>
+      <w:r>
+        <w:rPr>
+          <w:sz w:val="28"/>
+          <w:szCs w:val="28"/>
+          <w:lang w:val="sv-SE"/>
+        </w:rPr>
+        <w:t xml:space="preserve"> C</w:t>
+      </w:r>
+      <w:r>
+        <w:rPr>
+          <w:sz w:val="28"/>
+          <w:szCs w:val="28"/>
+          <w:lang w:val="sv-SE"/>
+        </w:rPr>
+        <w:t>hi c</w:t>
+      </w:r>
+      <w:r>
+        <w:rPr>
+          <w:sz w:val="28"/>
+          <w:szCs w:val="28"/>
+          <w:lang w:val="sv-SE"/>
+        </w:rPr>
+        <w:t xml:space="preserve">ục Thuế </w:t>
+      </w:r>
+      <w:r>
+        <w:rPr>
+          <w:sz w:val="28"/>
+          <w:szCs w:val="28"/>
+          <w:lang w:val="sv-SE"/>
+        </w:rPr>
+        <w:t>khu vực XI</w:t>
+      </w:r>
+      <w:r>
+        <w:rPr>
+          <w:sz w:val="28"/>
+          <w:szCs w:val="28"/>
+          <w:lang w:val="nl-NL"/>
+        </w:rPr>
+        <w:t xml:space="preserve"> là người giám sát hoạt động của Đoàn </w:t>
+      </w:r>
+      <w:r>
+        <w:rPr>
+          <w:sz w:val="28"/>
+          <w:szCs w:val="28"/>
+          <w:lang w:val="nl-NL"/>
+        </w:rPr>
+        <w:t xml:space="preserve">kiểm </w:t>
+      </w:r>
+      <w:r>
+        <w:rPr>
+          <w:sz w:val="28"/>
+          <w:szCs w:val="28"/>
+          <w:lang w:val="nl-NL"/>
+        </w:rPr>
+        <w:t xml:space="preserve">tra </w:t>
+      </w:r>
+      <w:r>
+        <w:rPr>
+          <w:sz w:val="28"/>
+          <w:szCs w:val="28"/>
+          <w:lang w:val="nl-NL"/>
+        </w:rPr>
+        <w:t xml:space="preserve">thuế </w:t>
+      </w:r>
+      <w:r>
+        <w:rPr>
+          <w:sz w:val="28"/>
+          <w:szCs w:val="28"/>
+          <w:lang w:val="nl-NL"/>
+        </w:rPr>
+        <w:t>tại</w:t>
+      </w:r>
+      <w:r>
+        <w:rPr>
+          <w:sz w:val="28"/>
+          <w:szCs w:val="28"/>
+          <w:lang w:val="nl-NL"/>
+        </w:rPr>
+        <w:t xml:space="preserve"> </w:t>
+      </w:r>
+      <w:r>
+        <w:rPr>
+          <w:sz w:val="28"/>
+          <w:szCs w:val="28"/>
+          <w:lang w:val="nl-NL"/>
+        </w:rPr>
+        <w:t>&lt;ten_dv&gt;</w:t>
+      </w:r>
+      <w:r>
+        <w:rPr>
+          <w:sz w:val="28"/>
+          <w:szCs w:val="28"/>
+          <w:lang w:val="nl-NL"/>
+        </w:rPr>
+        <w:t>.</w:t>
+      </w:r>
+      <w:r>
+        <w:rPr>
+          <w:sz w:val="28"/>
+          <w:szCs w:val="28"/>
+          <w:lang w:val="nl-NL"/>
+        </w:rPr>
+        <w:t xml:space="preserve"> </w:t>
+      </w:r>
+    </w:p>
+    <w:p>
+      <w:pPr>
+        <w:spacing w:before="40"/>
+        <w:ind w:right="-285" w:firstLine="426"/>
+        <w:jc w:val="both"/>
         <w:rPr>
           <w:bCs/>
           <w:iCs/>
@@ -1174,36 +1669,33 @@
           <w:szCs w:val="28"/>
           <w:lang w:val="nl-NL"/>
         </w:rPr>
-        <w:t xml:space="preserve">số </w:t>
-      </w:r>
-      <w:r>
-        <w:rPr>
+      </w:pPr>
+      <w:r>
+        <w:rPr>
+          <w:b/>
           <w:bCs/>
           <w:iCs/>
           <w:sz w:val="28"/>
           <w:szCs w:val="28"/>
           <w:lang w:val="nl-NL"/>
         </w:rPr>
-        <w:t xml:space="preserve">         </w:t>
-      </w:r>
-      <w:r>
-        <w:rPr>
-          <w:sz w:val="28"/>
-          <w:szCs w:val="28"/>
-          <w:lang w:val="nl-NL"/>
-        </w:rPr>
-        <w:t>/</w:t>
-      </w:r>
-      <w:r>
-        <w:rPr>
-          <w:sz w:val="28"/>
-          <w:szCs w:val="28"/>
-          <w:lang w:val="nl-NL"/>
-        </w:rPr>
-        <w:t>QĐ-CTQTR</w:t>
-      </w:r>
-      <w:r>
-        <w:rPr>
+        <w:t>Điều 3</w:t>
+      </w:r>
+      <w:r>
+        <w:rPr>
+          <w:b/>
+          <w:bCs/>
+          <w:iCs/>
+          <w:sz w:val="28"/>
+          <w:szCs w:val="28"/>
+          <w:lang w:val="nl-NL"/>
+        </w:rPr>
+        <w:t>.</w:t>
+      </w:r>
+      <w:r>
+        <w:rPr>
+          <w:bCs/>
+          <w:iCs/>
           <w:sz w:val="28"/>
           <w:szCs w:val="28"/>
           <w:lang w:val="nl-NL"/>
@@ -1216,7 +1708,7 @@
           <w:szCs w:val="28"/>
           <w:lang w:val="nl-NL"/>
         </w:rPr>
-        <w:t>&lt;ngay_thang&gt;</w:t>
+        <w:t>&lt;Ng_giam_sat&gt;</w:t>
       </w:r>
       <w:r>
         <w:rPr>
@@ -1228,318 +1720,115 @@
       </w:r>
       <w:r>
         <w:rPr>
-          <w:sz w:val="28"/>
-          <w:szCs w:val="28"/>
-          <w:lang w:val="nl-NL"/>
-        </w:rPr>
-        <w:t>của Cục T</w:t>
-      </w:r>
-      <w:r>
-        <w:rPr>
-          <w:sz w:val="28"/>
-          <w:szCs w:val="28"/>
-          <w:lang w:val="nl-NL"/>
-        </w:rPr>
-        <w:t xml:space="preserve">huế tỉnh Quảng Trị về việc </w:t>
-      </w:r>
-      <w:r>
-        <w:rPr>
-          <w:sz w:val="28"/>
-          <w:szCs w:val="28"/>
-          <w:lang w:val="nl-NL"/>
-        </w:rPr>
-        <w:t xml:space="preserve">kiểm tra chấp hành pháp luật thuế </w:t>
-      </w:r>
-      <w:r>
-        <w:rPr>
-          <w:sz w:val="28"/>
-          <w:szCs w:val="28"/>
-          <w:lang w:val="nl-NL"/>
-        </w:rPr>
-        <w:t xml:space="preserve">tại </w:t>
-      </w:r>
-      <w:r>
-        <w:rPr>
-          <w:sz w:val="28"/>
-          <w:szCs w:val="28"/>
-          <w:lang w:val="nl-NL"/>
-        </w:rPr>
-        <w:t>&lt;ten_dv&gt;</w:t>
-      </w:r>
-      <w:r>
-        <w:rPr>
-          <w:sz w:val="28"/>
-          <w:szCs w:val="28"/>
-          <w:lang w:val="nl-NL"/>
-        </w:rPr>
-        <w:t>.</w:t>
+          <w:bCs/>
+          <w:iCs/>
+          <w:sz w:val="28"/>
+          <w:szCs w:val="28"/>
+          <w:lang w:val="nl-NL"/>
+        </w:rPr>
+        <w:t xml:space="preserve">có nhiệm vụ giám sát hoạt động của Đoàn </w:t>
+      </w:r>
+      <w:r>
+        <w:rPr>
+          <w:sz w:val="28"/>
+          <w:szCs w:val="28"/>
+          <w:lang w:val="nl-NL"/>
+        </w:rPr>
+        <w:t xml:space="preserve">kiểm </w:t>
+      </w:r>
+      <w:r>
+        <w:rPr>
+          <w:sz w:val="28"/>
+          <w:szCs w:val="28"/>
+          <w:lang w:val="nl-NL"/>
+        </w:rPr>
+        <w:t>tra</w:t>
+      </w:r>
+      <w:r>
+        <w:rPr>
+          <w:sz w:val="28"/>
+          <w:szCs w:val="28"/>
+          <w:lang w:val="nl-NL"/>
+        </w:rPr>
+        <w:t xml:space="preserve"> </w:t>
+      </w:r>
+      <w:r>
+        <w:rPr>
+          <w:bCs/>
+          <w:iCs/>
+          <w:sz w:val="28"/>
+          <w:szCs w:val="28"/>
+          <w:lang w:val="nl-NL"/>
+        </w:rPr>
+        <w:t xml:space="preserve">thuế </w:t>
+      </w:r>
+      <w:r>
+        <w:rPr>
+          <w:bCs/>
+          <w:iCs/>
+          <w:sz w:val="28"/>
+          <w:szCs w:val="28"/>
+          <w:lang w:val="nl-NL"/>
+        </w:rPr>
+        <w:t xml:space="preserve">theo quy định tại Quy chế giám sát hoạt động của Đoàn </w:t>
+      </w:r>
+      <w:r>
+        <w:rPr>
+          <w:sz w:val="28"/>
+          <w:szCs w:val="28"/>
+          <w:lang w:val="nl-NL"/>
+        </w:rPr>
+        <w:t xml:space="preserve">kiểm </w:t>
+      </w:r>
+      <w:r>
+        <w:rPr>
+          <w:sz w:val="28"/>
+          <w:szCs w:val="28"/>
+          <w:lang w:val="nl-NL"/>
+        </w:rPr>
+        <w:t>tra</w:t>
+      </w:r>
+      <w:r>
+        <w:rPr>
+          <w:sz w:val="28"/>
+          <w:szCs w:val="28"/>
+          <w:lang w:val="nl-NL"/>
+        </w:rPr>
+        <w:t xml:space="preserve"> </w:t>
+      </w:r>
+      <w:r>
+        <w:rPr>
+          <w:bCs/>
+          <w:iCs/>
+          <w:sz w:val="28"/>
+          <w:szCs w:val="28"/>
+          <w:lang w:val="nl-NL"/>
+        </w:rPr>
+        <w:t>thuế.</w:t>
       </w:r>
     </w:p>
     <w:p>
       <w:pPr>
-        <w:spacing w:before="120"/>
-        <w:ind w:firstLine="709"/>
+        <w:spacing w:before="40"/>
+        <w:ind w:right="-285" w:firstLine="426"/>
         <w:jc w:val="both"/>
         <w:rPr>
-          <w:sz w:val="28"/>
-          <w:szCs w:val="28"/>
-          <w:lang w:val="nl-NL"/>
-        </w:rPr>
-      </w:pPr>
-      <w:r>
-        <w:rPr>
-          <w:sz w:val="28"/>
-          <w:szCs w:val="28"/>
-          <w:lang w:val="nl-NL"/>
-        </w:rPr>
-        <w:t xml:space="preserve">Thời hạn giám sát được tính </w:t>
-      </w:r>
-      <w:r>
-        <w:rPr>
-          <w:sz w:val="28"/>
-          <w:szCs w:val="28"/>
-          <w:lang w:val="nl-NL"/>
-        </w:rPr>
-        <w:t xml:space="preserve">kể </w:t>
-      </w:r>
-      <w:r>
-        <w:rPr>
-          <w:sz w:val="28"/>
-          <w:szCs w:val="28"/>
-          <w:lang w:val="nl-NL"/>
-        </w:rPr>
-        <w:t xml:space="preserve">từ ngày công bố quyết định </w:t>
-      </w:r>
-      <w:r>
-        <w:rPr>
-          <w:sz w:val="28"/>
-          <w:szCs w:val="28"/>
-          <w:lang w:val="nl-NL"/>
-        </w:rPr>
-        <w:t xml:space="preserve">kiểm </w:t>
-      </w:r>
-      <w:r>
-        <w:rPr>
-          <w:sz w:val="28"/>
-          <w:szCs w:val="28"/>
-          <w:lang w:val="nl-NL"/>
-        </w:rPr>
-        <w:t xml:space="preserve">tra đến thời điểm kết thúc việc </w:t>
-      </w:r>
-      <w:r>
-        <w:rPr>
-          <w:sz w:val="28"/>
-          <w:szCs w:val="28"/>
-          <w:lang w:val="nl-NL"/>
-        </w:rPr>
-        <w:t xml:space="preserve">kiểm </w:t>
-      </w:r>
-      <w:r>
-        <w:rPr>
-          <w:sz w:val="28"/>
-          <w:szCs w:val="28"/>
-          <w:lang w:val="nl-NL"/>
-        </w:rPr>
-        <w:t xml:space="preserve">tra </w:t>
-      </w:r>
-      <w:r>
-        <w:rPr>
-          <w:sz w:val="28"/>
-          <w:szCs w:val="28"/>
-          <w:lang w:val="nl-NL"/>
-        </w:rPr>
-        <w:t xml:space="preserve">thuế </w:t>
-      </w:r>
-      <w:r>
-        <w:rPr>
-          <w:sz w:val="28"/>
-          <w:szCs w:val="28"/>
-          <w:lang w:val="nl-NL"/>
-        </w:rPr>
-        <w:t>tại trụ sở người nộp thuế.</w:t>
-      </w:r>
-    </w:p>
-    <w:p>
-      <w:pPr>
-        <w:spacing w:before="120"/>
-        <w:ind w:firstLine="567"/>
-        <w:jc w:val="both"/>
-        <w:rPr>
-          <w:sz w:val="28"/>
-          <w:szCs w:val="28"/>
-          <w:lang w:val="nl-NL"/>
-        </w:rPr>
-      </w:pPr>
-      <w:r>
-        <w:rPr>
-          <w:b/>
-          <w:bCs/>
-          <w:sz w:val="28"/>
-          <w:szCs w:val="28"/>
-          <w:lang w:val="nl-NL"/>
-        </w:rPr>
-        <w:t>Điều 2</w:t>
-      </w:r>
-      <w:r>
-        <w:rPr>
-          <w:b/>
-          <w:bCs/>
-          <w:sz w:val="28"/>
-          <w:szCs w:val="28"/>
-          <w:lang w:val="nl-NL"/>
-        </w:rPr>
-        <w:t>.</w:t>
-      </w:r>
-      <w:r>
-        <w:rPr>
-          <w:sz w:val="28"/>
-          <w:szCs w:val="28"/>
-          <w:lang w:val="nl-NL"/>
-        </w:rPr>
-        <w:t xml:space="preserve"> </w:t>
-      </w:r>
-      <w:r>
-        <w:rPr>
-          <w:sz w:val="28"/>
-          <w:szCs w:val="28"/>
-          <w:lang w:val="nl-NL"/>
-        </w:rPr>
-        <w:t xml:space="preserve">Giao cho </w:t>
-      </w:r>
-      <w:r>
-        <w:rPr>
-          <w:sz w:val="28"/>
-          <w:szCs w:val="28"/>
-          <w:lang w:val="nl-NL"/>
-        </w:rPr>
-        <w:t>&lt;ng_giam_sat&gt;</w:t>
-      </w:r>
-      <w:r>
-        <w:rPr>
-          <w:sz w:val="28"/>
-          <w:szCs w:val="28"/>
-          <w:lang w:val="nl-NL"/>
-        </w:rPr>
-        <w:t xml:space="preserve"> –</w:t>
-      </w:r>
-      <w:r>
-        <w:rPr>
-          <w:sz w:val="28"/>
-          <w:szCs w:val="28"/>
-          <w:lang w:val="nl-NL"/>
-        </w:rPr>
-        <w:t xml:space="preserve"> </w:t>
-      </w:r>
-      <w:r>
-        <w:rPr>
-          <w:sz w:val="28"/>
-          <w:szCs w:val="28"/>
-          <w:lang w:val="nl-NL"/>
-        </w:rPr>
-        <w:t xml:space="preserve">&lt;ng_giam_sat_cv&gt; </w:t>
-      </w:r>
-      <w:r>
-        <w:rPr>
-          <w:sz w:val="28"/>
-          <w:szCs w:val="28"/>
-          <w:lang w:val="nl-NL"/>
-        </w:rPr>
-        <w:t xml:space="preserve">Thanh tra – </w:t>
-      </w:r>
-      <w:r>
-        <w:rPr>
-          <w:sz w:val="28"/>
-          <w:szCs w:val="28"/>
-          <w:lang w:val="nl-NL"/>
-        </w:rPr>
-        <w:t>Kiểm tra</w:t>
-      </w:r>
-      <w:r>
-        <w:rPr>
-          <w:sz w:val="28"/>
-          <w:szCs w:val="28"/>
-          <w:lang w:val="nl-NL"/>
-        </w:rPr>
-        <w:t xml:space="preserve"> Cục Thuế tỉnh Quảng Trị là người giám sát hoạt động của Đoàn </w:t>
-      </w:r>
-      <w:r>
-        <w:rPr>
-          <w:sz w:val="28"/>
-          <w:szCs w:val="28"/>
-          <w:lang w:val="nl-NL"/>
-        </w:rPr>
-        <w:t xml:space="preserve">kiểm </w:t>
-      </w:r>
-      <w:r>
-        <w:rPr>
-          <w:sz w:val="28"/>
-          <w:szCs w:val="28"/>
-          <w:lang w:val="nl-NL"/>
-        </w:rPr>
-        <w:t xml:space="preserve">tra </w:t>
-      </w:r>
-      <w:r>
-        <w:rPr>
-          <w:sz w:val="28"/>
-          <w:szCs w:val="28"/>
-          <w:lang w:val="nl-NL"/>
-        </w:rPr>
-        <w:t xml:space="preserve">thuế </w:t>
-      </w:r>
-      <w:r>
-        <w:rPr>
-          <w:sz w:val="28"/>
-          <w:szCs w:val="28"/>
-          <w:lang w:val="nl-NL"/>
-        </w:rPr>
-        <w:t>tại</w:t>
-      </w:r>
-      <w:r>
-        <w:rPr>
-          <w:sz w:val="28"/>
-          <w:szCs w:val="28"/>
-          <w:lang w:val="nl-NL"/>
-        </w:rPr>
-        <w:t xml:space="preserve"> </w:t>
-      </w:r>
-      <w:r>
-        <w:rPr>
-          <w:sz w:val="28"/>
-          <w:szCs w:val="28"/>
-          <w:lang w:val="nl-NL"/>
-        </w:rPr>
-        <w:t>&lt;ten_dv&gt;</w:t>
-      </w:r>
-      <w:r>
-        <w:rPr>
-          <w:sz w:val="28"/>
-          <w:szCs w:val="28"/>
-          <w:lang w:val="nl-NL"/>
-        </w:rPr>
-        <w:t>.</w:t>
-      </w:r>
-      <w:r>
-        <w:rPr>
-          <w:sz w:val="28"/>
-          <w:szCs w:val="28"/>
-          <w:lang w:val="nl-NL"/>
-        </w:rPr>
-        <w:t xml:space="preserve"> </w:t>
-      </w:r>
-    </w:p>
-    <w:p>
-      <w:pPr>
-        <w:spacing w:before="120"/>
-        <w:ind w:firstLine="561"/>
-        <w:jc w:val="both"/>
-        <w:rPr>
+          <w:sz w:val="22"/>
+          <w:szCs w:val="22"/>
+          <w:lang w:val="nl-NL"/>
+        </w:rPr>
+      </w:pPr>
+      <w:r>
+        <w:rPr>
+          <w:b/>
           <w:bCs/>
           <w:iCs/>
           <w:sz w:val="28"/>
           <w:szCs w:val="28"/>
           <w:lang w:val="nl-NL"/>
         </w:rPr>
-      </w:pPr>
+        <w:t>Điều 4</w:t>
+      </w:r>
       <w:r>
         <w:rPr>
           <w:b/>
@@ -1549,18 +1838,25 @@
           <w:szCs w:val="28"/>
           <w:lang w:val="nl-NL"/>
         </w:rPr>
-        <w:t>Điều 3</w:t>
-      </w:r>
-      <w:r>
-        <w:rPr>
-          <w:b/>
+        <w:t>.</w:t>
+      </w:r>
+      <w:r>
+        <w:rPr>
           <w:bCs/>
           <w:iCs/>
           <w:sz w:val="28"/>
           <w:szCs w:val="28"/>
           <w:lang w:val="nl-NL"/>
         </w:rPr>
-        <w:t>.</w:t>
+        <w:t xml:space="preserve"> </w:t>
+      </w:r>
+      <w:r>
+        <w:rPr>
+          <w:sz w:val="28"/>
+          <w:szCs w:val="28"/>
+          <w:lang w:val="nl-NL"/>
+        </w:rPr>
+        <w:t>&lt;Ng_giam_sat&gt;</w:t>
       </w:r>
       <w:r>
         <w:rPr>
@@ -1570,23 +1866,7 @@
           <w:szCs w:val="28"/>
           <w:lang w:val="nl-NL"/>
         </w:rPr>
-        <w:t xml:space="preserve"> </w:t>
-      </w:r>
-      <w:r>
-        <w:rPr>
-          <w:sz w:val="28"/>
-          <w:szCs w:val="28"/>
-          <w:lang w:val="nl-NL"/>
-        </w:rPr>
-        <w:t>&lt;Ng_giam_sat&gt;</w:t>
-      </w:r>
-      <w:r>
-        <w:rPr>
-          <w:sz w:val="28"/>
-          <w:szCs w:val="28"/>
-          <w:lang w:val="nl-NL"/>
-        </w:rPr>
-        <w:t xml:space="preserve"> </w:t>
+        <w:t xml:space="preserve">, </w:t>
       </w:r>
       <w:r>
         <w:rPr>
@@ -1594,33 +1874,9 @@
           <w:iCs/>
           <w:sz w:val="28"/>
           <w:szCs w:val="28"/>
-          <w:lang w:val="nl-NL"/>
-        </w:rPr>
-        <w:t xml:space="preserve">có nhiệm vụ giám sát hoạt động của Đoàn </w:t>
-      </w:r>
-      <w:r>
-        <w:rPr>
-          <w:sz w:val="28"/>
-          <w:szCs w:val="28"/>
-          <w:lang w:val="nl-NL"/>
-        </w:rPr>
-        <w:t xml:space="preserve">kiểm </w:t>
-      </w:r>
-      <w:r>
-        <w:rPr>
-          <w:sz w:val="28"/>
-          <w:szCs w:val="28"/>
-          <w:lang w:val="nl-NL"/>
-        </w:rPr>
-        <w:t>tra</w:t>
-      </w:r>
-      <w:r>
-        <w:rPr>
-          <w:sz w:val="28"/>
-          <w:szCs w:val="28"/>
-          <w:lang w:val="nl-NL"/>
-        </w:rPr>
-        <w:t xml:space="preserve"> </w:t>
+          <w:lang w:val="sv-SE"/>
+        </w:rPr>
+        <w:t>Lãnh đạo C</w:t>
       </w:r>
       <w:r>
         <w:rPr>
@@ -1628,9 +1884,9 @@
           <w:iCs/>
           <w:sz w:val="28"/>
           <w:szCs w:val="28"/>
-          <w:lang w:val="nl-NL"/>
-        </w:rPr>
-        <w:t xml:space="preserve">thuế </w:t>
+          <w:lang w:val="sv-SE"/>
+        </w:rPr>
+        <w:t>hi c</w:t>
       </w:r>
       <w:r>
         <w:rPr>
@@ -1638,33 +1894,9 @@
           <w:iCs/>
           <w:sz w:val="28"/>
           <w:szCs w:val="28"/>
-          <w:lang w:val="nl-NL"/>
-        </w:rPr>
-        <w:t xml:space="preserve">theo quy định tại Quy chế giám sát hoạt động của Đoàn </w:t>
-      </w:r>
-      <w:r>
-        <w:rPr>
-          <w:sz w:val="28"/>
-          <w:szCs w:val="28"/>
-          <w:lang w:val="nl-NL"/>
-        </w:rPr>
-        <w:t xml:space="preserve">kiểm </w:t>
-      </w:r>
-      <w:r>
-        <w:rPr>
-          <w:sz w:val="28"/>
-          <w:szCs w:val="28"/>
-          <w:lang w:val="nl-NL"/>
-        </w:rPr>
-        <w:t>tra</w:t>
-      </w:r>
-      <w:r>
-        <w:rPr>
-          <w:sz w:val="28"/>
-          <w:szCs w:val="28"/>
-          <w:lang w:val="nl-NL"/>
-        </w:rPr>
-        <w:t xml:space="preserve"> </w:t>
+          <w:lang w:val="sv-SE"/>
+        </w:rPr>
+        <w:t>ục Thuế</w:t>
       </w:r>
       <w:r>
         <w:rPr>
@@ -1672,43 +1904,29 @@
           <w:iCs/>
           <w:sz w:val="28"/>
           <w:szCs w:val="28"/>
-          <w:lang w:val="nl-NL"/>
-        </w:rPr>
-        <w:t>thuế.</w:t>
-      </w:r>
-    </w:p>
-    <w:p>
-      <w:pPr>
-        <w:spacing w:before="120"/>
-        <w:ind w:firstLine="561"/>
-        <w:jc w:val="both"/>
-        <w:rPr>
-          <w:sz w:val="22"/>
-          <w:szCs w:val="22"/>
-          <w:lang w:val="nl-NL"/>
-        </w:rPr>
-      </w:pPr>
-      <w:r>
-        <w:rPr>
-          <w:b/>
+          <w:lang w:val="sv-SE"/>
+        </w:rPr>
+        <w:t xml:space="preserve"> khu vực XI</w:t>
+      </w:r>
+      <w:r>
+        <w:rPr>
           <w:bCs/>
           <w:iCs/>
           <w:sz w:val="28"/>
           <w:szCs w:val="28"/>
           <w:lang w:val="nl-NL"/>
         </w:rPr>
-        <w:t>Điều 4</w:t>
-      </w:r>
-      <w:r>
-        <w:rPr>
-          <w:b/>
+        <w:t xml:space="preserve">, </w:t>
+      </w:r>
+      <w:r>
+        <w:rPr>
           <w:bCs/>
           <w:iCs/>
           <w:sz w:val="28"/>
           <w:szCs w:val="28"/>
           <w:lang w:val="nl-NL"/>
         </w:rPr>
-        <w:t>.</w:t>
+        <w:t>Đ</w:t>
       </w:r>
       <w:r>
         <w:rPr>
@@ -1718,15 +1936,31 @@
           <w:szCs w:val="28"/>
           <w:lang w:val="nl-NL"/>
         </w:rPr>
+        <w:t xml:space="preserve">oàn </w:t>
+      </w:r>
+      <w:r>
+        <w:rPr>
+          <w:sz w:val="28"/>
+          <w:szCs w:val="28"/>
+          <w:lang w:val="nl-NL"/>
+        </w:rPr>
+        <w:t xml:space="preserve">kiểm </w:t>
+      </w:r>
+      <w:r>
+        <w:rPr>
+          <w:sz w:val="28"/>
+          <w:szCs w:val="28"/>
+          <w:lang w:val="nl-NL"/>
+        </w:rPr>
+        <w:t>tra</w:t>
+      </w:r>
+      <w:r>
+        <w:rPr>
+          <w:sz w:val="28"/>
+          <w:szCs w:val="28"/>
+          <w:lang w:val="nl-NL"/>
+        </w:rPr>
         <w:t xml:space="preserve"> </w:t>
-      </w:r>
-      <w:r>
-        <w:rPr>
-          <w:sz w:val="28"/>
-          <w:szCs w:val="28"/>
-          <w:lang w:val="nl-NL"/>
-        </w:rPr>
-        <w:t>&lt;Ng_giam_sat&gt;</w:t>
       </w:r>
       <w:r>
         <w:rPr>
@@ -1736,31 +1970,7 @@
           <w:szCs w:val="28"/>
           <w:lang w:val="nl-NL"/>
         </w:rPr>
-        <w:t xml:space="preserve">, Lãnh đạo Cục Thuế, trưởng đoàn </w:t>
-      </w:r>
-      <w:r>
-        <w:rPr>
-          <w:sz w:val="28"/>
-          <w:szCs w:val="28"/>
-          <w:lang w:val="nl-NL"/>
-        </w:rPr>
-        <w:t xml:space="preserve">kiểm </w:t>
-      </w:r>
-      <w:r>
-        <w:rPr>
-          <w:sz w:val="28"/>
-          <w:szCs w:val="28"/>
-          <w:lang w:val="nl-NL"/>
-        </w:rPr>
-        <w:t>tra</w:t>
-      </w:r>
-      <w:r>
-        <w:rPr>
-          <w:sz w:val="28"/>
-          <w:szCs w:val="28"/>
-          <w:lang w:val="nl-NL"/>
-        </w:rPr>
-        <w:t xml:space="preserve"> </w:t>
+        <w:t xml:space="preserve"> có tên tại Quyết định số </w:t>
       </w:r>
       <w:r>
         <w:rPr>
@@ -1770,7 +1980,7 @@
           <w:szCs w:val="28"/>
           <w:lang w:val="nl-NL"/>
         </w:rPr>
-        <w:t xml:space="preserve">thuế và các thành viên có tên tại Quyết định số </w:t>
+        <w:t xml:space="preserve">         </w:t>
       </w:r>
       <w:r>
         <w:rPr>
@@ -1780,7 +1990,7 @@
           <w:szCs w:val="28"/>
           <w:lang w:val="nl-NL"/>
         </w:rPr>
-        <w:t xml:space="preserve">         </w:t>
+        <w:t>/</w:t>
       </w:r>
       <w:r>
         <w:rPr>
@@ -1790,7 +2000,7 @@
           <w:szCs w:val="28"/>
           <w:lang w:val="nl-NL"/>
         </w:rPr>
-        <w:t>/</w:t>
+        <w:t>QĐ-</w:t>
       </w:r>
       <w:r>
         <w:rPr>
@@ -1800,7 +2010,7 @@
           <w:szCs w:val="28"/>
           <w:lang w:val="nl-NL"/>
         </w:rPr>
-        <w:t>QĐ-CT</w:t>
+        <w:t xml:space="preserve"> </w:t>
       </w:r>
       <w:r>
         <w:rPr>
@@ -1810,7 +2020,7 @@
           <w:szCs w:val="28"/>
           <w:lang w:val="nl-NL"/>
         </w:rPr>
-        <w:t>QTR</w:t>
+        <w:t>CCTKV.XI</w:t>
       </w:r>
       <w:r>
         <w:rPr>
@@ -1919,7 +2129,6 @@
           <w:szCs w:val="24"/>
           <w:lang w:val="nl-NL"/>
         </w:rPr>
-        <w:lastRenderedPageBreak/>
         <w:t>Nơi nhận</w:t>
       </w:r>
       <w:r>
@@ -2074,7 +2283,23 @@
           <w:szCs w:val="22"/>
           <w:lang w:val="nl-NL"/>
         </w:rPr>
-        <w:t xml:space="preserve"> TTKT (03b).</w:t>
+        <w:t xml:space="preserve"> TTKT</w:t>
+      </w:r>
+      <w:r>
+        <w:rPr>
+          <w:sz w:val="22"/>
+          <w:szCs w:val="22"/>
+          <w:lang w:val="nl-NL"/>
+        </w:rPr>
+        <w:t>4</w:t>
+      </w:r>
+      <w:r>
+        <w:rPr>
+          <w:sz w:val="22"/>
+          <w:szCs w:val="22"/>
+          <w:lang w:val="nl-NL"/>
+        </w:rPr>
+        <w:t xml:space="preserve"> (03b).</w:t>
       </w:r>
     </w:p>
     <w:p>
@@ -2155,19 +2380,6 @@
         </w:tabs>
         <w:jc w:val="both"/>
         <w:rPr>
-          <w:sz w:val="28"/>
-          <w:szCs w:val="22"/>
-          <w:lang w:val="nl-NL"/>
-        </w:rPr>
-      </w:pPr>
-    </w:p>
-    <w:p>
-      <w:pPr>
-        <w:tabs>
-          <w:tab w:val="center" w:pos="6804"/>
-        </w:tabs>
-        <w:jc w:val="both"/>
-        <w:rPr>
           <w:b/>
           <w:color w:val="FF0000"/>
           <w:sz w:val="28"/>
@@ -2207,7 +2419,7 @@
     <w:sectPr>
       <w:footerReference w:type="default" r:id="rId7"/>
       <w:pgSz w:w="11906" w:h="16838" w:code="9"/>
-      <w:pgMar w:top="1134" w:right="1134" w:bottom="1134" w:left="1701" w:header="284" w:footer="227" w:gutter="0"/>
+      <w:pgMar w:top="1134" w:right="1134" w:bottom="709" w:left="1701" w:header="284" w:footer="227" w:gutter="0"/>
       <w:cols w:space="720"/>
       <w:docGrid w:linePitch="360"/>
     </w:sectPr>
@@ -2216,7 +2428,7 @@
 </file>
 
 <file path=word/endnotes.xml><?xml version="1.0" encoding="utf-8"?>
-<w:endnotes xmlns:wpc="http://schemas.microsoft.com/office/word/2010/wordprocessingCanvas" xmlns:cx="http://schemas.microsoft.com/office/drawing/2014/chartex" xmlns:cx1="http://schemas.microsoft.com/office/drawing/2015/9/8/chartex" xmlns:cx2="http://schemas.microsoft.com/office/drawing/2015/10/21/chartex" xmlns:cx3="http://schemas.microsoft.com/office/drawing/2016/5/9/chartex" xmlns:cx4="http://schemas.microsoft.com/office/drawing/2016/5/10/chartex" xmlns:cx5="http://schemas.microsoft.com/office/drawing/2016/5/11/chartex" xmlns:cx6="http://schemas.microsoft.com/office/drawing/2016/5/12/chartex" xmlns:cx7="http://schemas.microsoft.com/office/drawing/2016/5/13/chartex" xmlns:cx8="http://schemas.microsoft.com/office/drawing/2016/5/14/chartex" xmlns:mc="http://schemas.openxmlformats.org/markup-compatibility/2006" xmlns:aink="http://schemas.microsoft.com/office/drawing/2016/ink" xmlns:am3d="http://schemas.microsoft.com/office/drawing/2017/model3d" xmlns:o="urn:schemas-microsoft-com:office:office" xmlns:r="http://schemas.openxmlformats.org/officeDocument/2006/relationships" xmlns:m="http://schemas.openxmlformats.org/officeDocument/2006/math" xmlns:v="urn:schemas-microsoft-com:vml" xmlns:wp14="http://schemas.microsoft.com/office/word/2010/wordprocessingDrawing" xmlns:wp="http://schemas.openxmlformats.org/drawingml/2006/wordprocessingDrawing" xmlns:w10="urn:schemas-microsoft-com:office:word" xmlns:w="http://schemas.openxmlformats.org/wordprocessingml/2006/main" xmlns:w14="http://schemas.microsoft.com/office/word/2010/wordml" xmlns:w15="http://schemas.microsoft.com/office/word/2012/wordml" xmlns:w16cex="http://schemas.microsoft.com/office/word/2018/wordml/cex" xmlns:w16cid="http://schemas.microsoft.com/office/word/2016/wordml/cid" xmlns:w16="http://schemas.microsoft.com/office/word/2018/wordml" xmlns:w16sdtdh="http://schemas.microsoft.com/office/word/2020/wordml/sdtdatahash" xmlns:w16se="http://schemas.microsoft.com/office/word/2015/wordml/symex" xmlns:wpg="http://schemas.microsoft.com/office/word/2010/wordprocessingGroup" xmlns:wpi="http://schemas.microsoft.com/office/word/2010/wordprocessingInk" xmlns:wne="http://schemas.microsoft.com/office/word/2006/wordml" xmlns:wps="http://schemas.microsoft.com/office/word/2010/wordprocessingShape" mc:Ignorable="w14 w15 w16se w16cid w16 w16cex w16sdtdh wp14">
+<w:endnotes xmlns:wpc="http://schemas.microsoft.com/office/word/2010/wordprocessingCanvas" xmlns:cx="http://schemas.microsoft.com/office/drawing/2014/chartex" xmlns:cx1="http://schemas.microsoft.com/office/drawing/2015/9/8/chartex" xmlns:cx2="http://schemas.microsoft.com/office/drawing/2015/10/21/chartex" xmlns:cx3="http://schemas.microsoft.com/office/drawing/2016/5/9/chartex" xmlns:cx4="http://schemas.microsoft.com/office/drawing/2016/5/10/chartex" xmlns:cx5="http://schemas.microsoft.com/office/drawing/2016/5/11/chartex" xmlns:cx6="http://schemas.microsoft.com/office/drawing/2016/5/12/chartex" xmlns:cx7="http://schemas.microsoft.com/office/drawing/2016/5/13/chartex" xmlns:cx8="http://schemas.microsoft.com/office/drawing/2016/5/14/chartex" xmlns:mc="http://schemas.openxmlformats.org/markup-compatibility/2006" xmlns:aink="http://schemas.microsoft.com/office/drawing/2016/ink" xmlns:am3d="http://schemas.microsoft.com/office/drawing/2017/model3d" xmlns:o="urn:schemas-microsoft-com:office:office" xmlns:oel="http://schemas.microsoft.com/office/2019/extlst" xmlns:r="http://schemas.openxmlformats.org/officeDocument/2006/relationships" xmlns:m="http://schemas.openxmlformats.org/officeDocument/2006/math" xmlns:v="urn:schemas-microsoft-com:vml" xmlns:wp14="http://schemas.microsoft.com/office/word/2010/wordprocessingDrawing" xmlns:wp="http://schemas.openxmlformats.org/drawingml/2006/wordprocessingDrawing" xmlns:w10="urn:schemas-microsoft-com:office:word" xmlns:w="http://schemas.openxmlformats.org/wordprocessingml/2006/main" xmlns:w14="http://schemas.microsoft.com/office/word/2010/wordml" xmlns:w15="http://schemas.microsoft.com/office/word/2012/wordml" xmlns:w16cex="http://schemas.microsoft.com/office/word/2018/wordml/cex" xmlns:w16cid="http://schemas.microsoft.com/office/word/2016/wordml/cid" xmlns:w16="http://schemas.microsoft.com/office/word/2018/wordml" xmlns:w16du="http://schemas.microsoft.com/office/word/2023/wordml/word16du" xmlns:w16sdtdh="http://schemas.microsoft.com/office/word/2020/wordml/sdtdatahash" xmlns:w16sdtfl="http://schemas.microsoft.com/office/word/2024/wordml/sdtformatlock" xmlns:w16se="http://schemas.microsoft.com/office/word/2015/wordml/symex" xmlns:wpg="http://schemas.microsoft.com/office/word/2010/wordprocessingGroup" xmlns:wpi="http://schemas.microsoft.com/office/word/2010/wordprocessingInk" xmlns:wne="http://schemas.microsoft.com/office/word/2006/wordml" xmlns:wps="http://schemas.microsoft.com/office/word/2010/wordprocessingShape" mc:Ignorable="w14 w15 w16se w16cid w16 w16cex w16sdtdh w16sdtfl w16du wp14">
   <w:endnote w:type="separator" w:id="-1">
     <w:p>
       <w:r>
@@ -2235,7 +2447,7 @@
 </file>
 
 <file path=word/footer1.xml><?xml version="1.0" encoding="utf-8"?>
-<w:ftr xmlns:wpc="http://schemas.microsoft.com/office/word/2010/wordprocessingCanvas" xmlns:cx="http://schemas.microsoft.com/office/drawing/2014/chartex" xmlns:cx1="http://schemas.microsoft.com/office/drawing/2015/9/8/chartex" xmlns:cx2="http://schemas.microsoft.com/office/drawing/2015/10/21/chartex" xmlns:cx3="http://schemas.microsoft.com/office/drawing/2016/5/9/chartex" xmlns:cx4="http://schemas.microsoft.com/office/drawing/2016/5/10/chartex" xmlns:cx5="http://schemas.microsoft.com/office/drawing/2016/5/11/chartex" xmlns:cx6="http://schemas.microsoft.com/office/drawing/2016/5/12/chartex" xmlns:cx7="http://schemas.microsoft.com/office/drawing/2016/5/13/chartex" xmlns:cx8="http://schemas.microsoft.com/office/drawing/2016/5/14/chartex" xmlns:mc="http://schemas.openxmlformats.org/markup-compatibility/2006" xmlns:aink="http://schemas.microsoft.com/office/drawing/2016/ink" xmlns:am3d="http://schemas.microsoft.com/office/drawing/2017/model3d" xmlns:o="urn:schemas-microsoft-com:office:office" xmlns:r="http://schemas.openxmlformats.org/officeDocument/2006/relationships" xmlns:m="http://schemas.openxmlformats.org/officeDocument/2006/math" xmlns:v="urn:schemas-microsoft-com:vml" xmlns:wp14="http://schemas.microsoft.com/office/word/2010/wordprocessingDrawing" xmlns:wp="http://schemas.openxmlformats.org/drawingml/2006/wordprocessingDrawing" xmlns:w10="urn:schemas-microsoft-com:office:word" xmlns:w="http://schemas.openxmlformats.org/wordprocessingml/2006/main" xmlns:w14="http://schemas.microsoft.com/office/word/2010/wordml" xmlns:w15="http://schemas.microsoft.com/office/word/2012/wordml" xmlns:w16cex="http://schemas.microsoft.com/office/word/2018/wordml/cex" xmlns:w16cid="http://schemas.microsoft.com/office/word/2016/wordml/cid" xmlns:w16="http://schemas.microsoft.com/office/word/2018/wordml" xmlns:w16sdtdh="http://schemas.microsoft.com/office/word/2020/wordml/sdtdatahash" xmlns:w16se="http://schemas.microsoft.com/office/word/2015/wordml/symex" xmlns:wpg="http://schemas.microsoft.com/office/word/2010/wordprocessingGroup" xmlns:wpi="http://schemas.microsoft.com/office/word/2010/wordprocessingInk" xmlns:wne="http://schemas.microsoft.com/office/word/2006/wordml" xmlns:wps="http://schemas.microsoft.com/office/word/2010/wordprocessingShape" mc:Ignorable="w14 w15 w16se w16cid w16 w16cex w16sdtdh wp14">
+<w:ftr xmlns:wpc="http://schemas.microsoft.com/office/word/2010/wordprocessingCanvas" xmlns:cx="http://schemas.microsoft.com/office/drawing/2014/chartex" xmlns:cx1="http://schemas.microsoft.com/office/drawing/2015/9/8/chartex" xmlns:cx2="http://schemas.microsoft.com/office/drawing/2015/10/21/chartex" xmlns:cx3="http://schemas.microsoft.com/office/drawing/2016/5/9/chartex" xmlns:cx4="http://schemas.microsoft.com/office/drawing/2016/5/10/chartex" xmlns:cx5="http://schemas.microsoft.com/office/drawing/2016/5/11/chartex" xmlns:cx6="http://schemas.microsoft.com/office/drawing/2016/5/12/chartex" xmlns:cx7="http://schemas.microsoft.com/office/drawing/2016/5/13/chartex" xmlns:cx8="http://schemas.microsoft.com/office/drawing/2016/5/14/chartex" xmlns:mc="http://schemas.openxmlformats.org/markup-compatibility/2006" xmlns:aink="http://schemas.microsoft.com/office/drawing/2016/ink" xmlns:am3d="http://schemas.microsoft.com/office/drawing/2017/model3d" xmlns:o="urn:schemas-microsoft-com:office:office" xmlns:oel="http://schemas.microsoft.com/office/2019/extlst" xmlns:r="http://schemas.openxmlformats.org/officeDocument/2006/relationships" xmlns:m="http://schemas.openxmlformats.org/officeDocument/2006/math" xmlns:v="urn:schemas-microsoft-com:vml" xmlns:wp14="http://schemas.microsoft.com/office/word/2010/wordprocessingDrawing" xmlns:wp="http://schemas.openxmlformats.org/drawingml/2006/wordprocessingDrawing" xmlns:w10="urn:schemas-microsoft-com:office:word" xmlns:w="http://schemas.openxmlformats.org/wordprocessingml/2006/main" xmlns:w14="http://schemas.microsoft.com/office/word/2010/wordml" xmlns:w15="http://schemas.microsoft.com/office/word/2012/wordml" xmlns:w16cex="http://schemas.microsoft.com/office/word/2018/wordml/cex" xmlns:w16cid="http://schemas.microsoft.com/office/word/2016/wordml/cid" xmlns:w16="http://schemas.microsoft.com/office/word/2018/wordml" xmlns:w16du="http://schemas.microsoft.com/office/word/2023/wordml/word16du" xmlns:w16sdtdh="http://schemas.microsoft.com/office/word/2020/wordml/sdtdatahash" xmlns:w16sdtfl="http://schemas.microsoft.com/office/word/2024/wordml/sdtformatlock" xmlns:w16se="http://schemas.microsoft.com/office/word/2015/wordml/symex" xmlns:wpg="http://schemas.microsoft.com/office/word/2010/wordprocessingGroup" xmlns:wpi="http://schemas.microsoft.com/office/word/2010/wordprocessingInk" xmlns:wne="http://schemas.microsoft.com/office/word/2006/wordml" xmlns:wps="http://schemas.microsoft.com/office/word/2010/wordprocessingShape" mc:Ignorable="w14 w15 w16se w16cid w16 w16cex w16sdtdh w16sdtfl w16du wp14">
   <w:p>
     <w:pPr>
       <w:pStyle w:val="Footer"/>
@@ -2249,7 +2461,7 @@
 </file>
 
 <file path=word/footnotes.xml><?xml version="1.0" encoding="utf-8"?>
-<w:footnotes xmlns:wpc="http://schemas.microsoft.com/office/word/2010/wordprocessingCanvas" xmlns:cx="http://schemas.microsoft.com/office/drawing/2014/chartex" xmlns:cx1="http://schemas.microsoft.com/office/drawing/2015/9/8/chartex" xmlns:cx2="http://schemas.microsoft.com/office/drawing/2015/10/21/chartex" xmlns:cx3="http://schemas.microsoft.com/office/drawing/2016/5/9/chartex" xmlns:cx4="http://schemas.microsoft.com/office/drawing/2016/5/10/chartex" xmlns:cx5="http://schemas.microsoft.com/office/drawing/2016/5/11/chartex" xmlns:cx6="http://schemas.microsoft.com/office/drawing/2016/5/12/chartex" xmlns:cx7="http://schemas.microsoft.com/office/drawing/2016/5/13/chartex" xmlns:cx8="http://schemas.microsoft.com/office/drawing/2016/5/14/chartex" xmlns:mc="http://schemas.openxmlformats.org/markup-compatibility/2006" xmlns:aink="http://schemas.microsoft.com/office/drawing/2016/ink" xmlns:am3d="http://schemas.microsoft.com/office/drawing/2017/model3d" xmlns:o="urn:schemas-microsoft-com:office:office" xmlns:r="http://schemas.openxmlformats.org/officeDocument/2006/relationships" xmlns:m="http://schemas.openxmlformats.org/officeDocument/2006/math" xmlns:v="urn:schemas-microsoft-com:vml" xmlns:wp14="http://schemas.microsoft.com/office/word/2010/wordprocessingDrawing" xmlns:wp="http://schemas.openxmlformats.org/drawingml/2006/wordprocessingDrawing" xmlns:w10="urn:schemas-microsoft-com:office:word" xmlns:w="http://schemas.openxmlformats.org/wordprocessingml/2006/main" xmlns:w14="http://schemas.microsoft.com/office/word/2010/wordml" xmlns:w15="http://schemas.microsoft.com/office/word/2012/wordml" xmlns:w16cex="http://schemas.microsoft.com/office/word/2018/wordml/cex" xmlns:w16cid="http://schemas.microsoft.com/office/word/2016/wordml/cid" xmlns:w16="http://schemas.microsoft.com/office/word/2018/wordml" xmlns:w16sdtdh="http://schemas.microsoft.com/office/word/2020/wordml/sdtdatahash" xmlns:w16se="http://schemas.microsoft.com/office/word/2015/wordml/symex" xmlns:wpg="http://schemas.microsoft.com/office/word/2010/wordprocessingGroup" xmlns:wpi="http://schemas.microsoft.com/office/word/2010/wordprocessingInk" xmlns:wne="http://schemas.microsoft.com/office/word/2006/wordml" xmlns:wps="http://schemas.microsoft.com/office/word/2010/wordprocessingShape" mc:Ignorable="w14 w15 w16se w16cid w16 w16cex w16sdtdh wp14">
+<w:footnotes xmlns:wpc="http://schemas.microsoft.com/office/word/2010/wordprocessingCanvas" xmlns:cx="http://schemas.microsoft.com/office/drawing/2014/chartex" xmlns:cx1="http://schemas.microsoft.com/office/drawing/2015/9/8/chartex" xmlns:cx2="http://schemas.microsoft.com/office/drawing/2015/10/21/chartex" xmlns:cx3="http://schemas.microsoft.com/office/drawing/2016/5/9/chartex" xmlns:cx4="http://schemas.microsoft.com/office/drawing/2016/5/10/chartex" xmlns:cx5="http://schemas.microsoft.com/office/drawing/2016/5/11/chartex" xmlns:cx6="http://schemas.microsoft.com/office/drawing/2016/5/12/chartex" xmlns:cx7="http://schemas.microsoft.com/office/drawing/2016/5/13/chartex" xmlns:cx8="http://schemas.microsoft.com/office/drawing/2016/5/14/chartex" xmlns:mc="http://schemas.openxmlformats.org/markup-compatibility/2006" xmlns:aink="http://schemas.microsoft.com/office/drawing/2016/ink" xmlns:am3d="http://schemas.microsoft.com/office/drawing/2017/model3d" xmlns:o="urn:schemas-microsoft-com:office:office" xmlns:oel="http://schemas.microsoft.com/office/2019/extlst" xmlns:r="http://schemas.openxmlformats.org/officeDocument/2006/relationships" xmlns:m="http://schemas.openxmlformats.org/officeDocument/2006/math" xmlns:v="urn:schemas-microsoft-com:vml" xmlns:wp14="http://schemas.microsoft.com/office/word/2010/wordprocessingDrawing" xmlns:wp="http://schemas.openxmlformats.org/drawingml/2006/wordprocessingDrawing" xmlns:w10="urn:schemas-microsoft-com:office:word" xmlns:w="http://schemas.openxmlformats.org/wordprocessingml/2006/main" xmlns:w14="http://schemas.microsoft.com/office/word/2010/wordml" xmlns:w15="http://schemas.microsoft.com/office/word/2012/wordml" xmlns:w16cex="http://schemas.microsoft.com/office/word/2018/wordml/cex" xmlns:w16cid="http://schemas.microsoft.com/office/word/2016/wordml/cid" xmlns:w16="http://schemas.microsoft.com/office/word/2018/wordml" xmlns:w16du="http://schemas.microsoft.com/office/word/2023/wordml/word16du" xmlns:w16sdtdh="http://schemas.microsoft.com/office/word/2020/wordml/sdtdatahash" xmlns:w16sdtfl="http://schemas.microsoft.com/office/word/2024/wordml/sdtformatlock" xmlns:w16se="http://schemas.microsoft.com/office/word/2015/wordml/symex" xmlns:wpg="http://schemas.microsoft.com/office/word/2010/wordprocessingGroup" xmlns:wpi="http://schemas.microsoft.com/office/word/2010/wordprocessingInk" xmlns:wne="http://schemas.microsoft.com/office/word/2006/wordml" xmlns:wps="http://schemas.microsoft.com/office/word/2010/wordprocessingShape" mc:Ignorable="w14 w15 w16se w16cid w16 w16cex w16sdtdh w16sdtfl w16du wp14">
   <w:footnote w:type="separator" w:id="-1">
     <w:p>
       <w:r>
@@ -2268,7 +2480,7 @@
 </file>
 
 <file path=word/numbering.xml><?xml version="1.0" encoding="utf-8"?>
-<w:numbering xmlns:wpc="http://schemas.microsoft.com/office/word/2010/wordprocessingCanvas" xmlns:cx="http://schemas.microsoft.com/office/drawing/2014/chartex" xmlns:cx1="http://schemas.microsoft.com/office/drawing/2015/9/8/chartex" xmlns:cx2="http://schemas.microsoft.com/office/drawing/2015/10/21/chartex" xmlns:cx3="http://schemas.microsoft.com/office/drawing/2016/5/9/chartex" xmlns:cx4="http://schemas.microsoft.com/office/drawing/2016/5/10/chartex" xmlns:cx5="http://schemas.microsoft.com/office/drawing/2016/5/11/chartex" xmlns:cx6="http://schemas.microsoft.com/office/drawing/2016/5/12/chartex" xmlns:cx7="http://schemas.microsoft.com/office/drawing/2016/5/13/chartex" xmlns:cx8="http://schemas.microsoft.com/office/drawing/2016/5/14/chartex" xmlns:mc="http://schemas.openxmlformats.org/markup-compatibility/2006" xmlns:aink="http://schemas.microsoft.com/office/drawing/2016/ink" xmlns:am3d="http://schemas.microsoft.com/office/drawing/2017/model3d" xmlns:o="urn:schemas-microsoft-com:office:office" xmlns:r="http://schemas.openxmlformats.org/officeDocument/2006/relationships" xmlns:m="http://schemas.openxmlformats.org/officeDocument/2006/math" xmlns:v="urn:schemas-microsoft-com:vml" xmlns:wp14="http://schemas.microsoft.com/office/word/2010/wordprocessingDrawing" xmlns:wp="http://schemas.openxmlformats.org/drawingml/2006/wordprocessingDrawing" xmlns:w10="urn:schemas-microsoft-com:office:word" xmlns:w="http://schemas.openxmlformats.org/wordprocessingml/2006/main" xmlns:w14="http://schemas.microsoft.com/office/word/2010/wordml" xmlns:w15="http://schemas.microsoft.com/office/word/2012/wordml" xmlns:w16cex="http://schemas.microsoft.com/office/word/2018/wordml/cex" xmlns:w16cid="http://schemas.microsoft.com/office/word/2016/wordml/cid" xmlns:w16="http://schemas.microsoft.com/office/word/2018/wordml" xmlns:w16sdtdh="http://schemas.microsoft.com/office/word/2020/wordml/sdtdatahash" xmlns:w16se="http://schemas.microsoft.com/office/word/2015/wordml/symex" xmlns:wpg="http://schemas.microsoft.com/office/word/2010/wordprocessingGroup" xmlns:wpi="http://schemas.microsoft.com/office/word/2010/wordprocessingInk" xmlns:wne="http://schemas.microsoft.com/office/word/2006/wordml" xmlns:wps="http://schemas.microsoft.com/office/word/2010/wordprocessingShape" mc:Ignorable="w14 w15 w16se w16cid w16 w16cex w16sdtdh wp14">
+<w:numbering xmlns:wpc="http://schemas.microsoft.com/office/word/2010/wordprocessingCanvas" xmlns:cx="http://schemas.microsoft.com/office/drawing/2014/chartex" xmlns:cx1="http://schemas.microsoft.com/office/drawing/2015/9/8/chartex" xmlns:cx2="http://schemas.microsoft.com/office/drawing/2015/10/21/chartex" xmlns:cx3="http://schemas.microsoft.com/office/drawing/2016/5/9/chartex" xmlns:cx4="http://schemas.microsoft.com/office/drawing/2016/5/10/chartex" xmlns:cx5="http://schemas.microsoft.com/office/drawing/2016/5/11/chartex" xmlns:cx6="http://schemas.microsoft.com/office/drawing/2016/5/12/chartex" xmlns:cx7="http://schemas.microsoft.com/office/drawing/2016/5/13/chartex" xmlns:cx8="http://schemas.microsoft.com/office/drawing/2016/5/14/chartex" xmlns:mc="http://schemas.openxmlformats.org/markup-compatibility/2006" xmlns:aink="http://schemas.microsoft.com/office/drawing/2016/ink" xmlns:am3d="http://schemas.microsoft.com/office/drawing/2017/model3d" xmlns:o="urn:schemas-microsoft-com:office:office" xmlns:oel="http://schemas.microsoft.com/office/2019/extlst" xmlns:r="http://schemas.openxmlformats.org/officeDocument/2006/relationships" xmlns:m="http://schemas.openxmlformats.org/officeDocument/2006/math" xmlns:v="urn:schemas-microsoft-com:vml" xmlns:wp14="http://schemas.microsoft.com/office/word/2010/wordprocessingDrawing" xmlns:wp="http://schemas.openxmlformats.org/drawingml/2006/wordprocessingDrawing" xmlns:w10="urn:schemas-microsoft-com:office:word" xmlns:w="http://schemas.openxmlformats.org/wordprocessingml/2006/main" xmlns:w14="http://schemas.microsoft.com/office/word/2010/wordml" xmlns:w15="http://schemas.microsoft.com/office/word/2012/wordml" xmlns:w16cex="http://schemas.microsoft.com/office/word/2018/wordml/cex" xmlns:w16cid="http://schemas.microsoft.com/office/word/2016/wordml/cid" xmlns:w16="http://schemas.microsoft.com/office/word/2018/wordml" xmlns:w16du="http://schemas.microsoft.com/office/word/2023/wordml/word16du" xmlns:w16sdtdh="http://schemas.microsoft.com/office/word/2020/wordml/sdtdatahash" xmlns:w16sdtfl="http://schemas.microsoft.com/office/word/2024/wordml/sdtformatlock" xmlns:w16se="http://schemas.microsoft.com/office/word/2015/wordml/symex" xmlns:wpg="http://schemas.microsoft.com/office/word/2010/wordprocessingGroup" xmlns:wpi="http://schemas.microsoft.com/office/word/2010/wordprocessingInk" xmlns:wne="http://schemas.microsoft.com/office/word/2006/wordml" xmlns:wps="http://schemas.microsoft.com/office/word/2010/wordprocessingShape" mc:Ignorable="w14 w15 w16se w16cid w16 w16cex w16sdtdh w16sdtfl w16du wp14">
   <w:abstractNum w:abstractNumId="0" w15:restartNumberingAfterBreak="0">
     <w:nsid w:val="1BDE4D8A"/>
     <w:multiLevelType w:val="hybridMultilevel"/>
@@ -2521,17 +2733,17 @@
       </w:rPr>
     </w:lvl>
   </w:abstractNum>
-  <w:num w:numId="1">
+  <w:num w:numId="1" w16cid:durableId="1954969703">
     <w:abstractNumId w:val="0"/>
   </w:num>
-  <w:num w:numId="2">
+  <w:num w:numId="2" w16cid:durableId="432625497">
     <w:abstractNumId w:val="1"/>
   </w:num>
 </w:numbering>
 </file>
 
 <file path=word/styles.xml><?xml version="1.0" encoding="utf-8"?>
-<w:styles xmlns:mc="http://schemas.openxmlformats.org/markup-compatibility/2006" xmlns:r="http://schemas.openxmlformats.org/officeDocument/2006/relationships" xmlns:w="http://schemas.openxmlformats.org/wordprocessingml/2006/main" xmlns:w14="http://schemas.microsoft.com/office/word/2010/wordml" xmlns:w15="http://schemas.microsoft.com/office/word/2012/wordml" xmlns:w16cex="http://schemas.microsoft.com/office/word/2018/wordml/cex" xmlns:w16cid="http://schemas.microsoft.com/office/word/2016/wordml/cid" xmlns:w16="http://schemas.microsoft.com/office/word/2018/wordml" xmlns:w16sdtdh="http://schemas.microsoft.com/office/word/2020/wordml/sdtdatahash" xmlns:w16se="http://schemas.microsoft.com/office/word/2015/wordml/symex" mc:Ignorable="w14 w15 w16se w16cid w16 w16cex w16sdtdh">
+<w:styles xmlns:mc="http://schemas.openxmlformats.org/markup-compatibility/2006" xmlns:r="http://schemas.openxmlformats.org/officeDocument/2006/relationships" xmlns:w="http://schemas.openxmlformats.org/wordprocessingml/2006/main" xmlns:w14="http://schemas.microsoft.com/office/word/2010/wordml" xmlns:w15="http://schemas.microsoft.com/office/word/2012/wordml" xmlns:w16cex="http://schemas.microsoft.com/office/word/2018/wordml/cex" xmlns:w16cid="http://schemas.microsoft.com/office/word/2016/wordml/cid" xmlns:w16="http://schemas.microsoft.com/office/word/2018/wordml" xmlns:w16du="http://schemas.microsoft.com/office/word/2023/wordml/word16du" xmlns:w16sdtdh="http://schemas.microsoft.com/office/word/2020/wordml/sdtdatahash" xmlns:w16sdtfl="http://schemas.microsoft.com/office/word/2024/wordml/sdtformatlock" xmlns:w16se="http://schemas.microsoft.com/office/word/2015/wordml/symex" mc:Ignorable="w14 w15 w16se w16cid w16 w16cex w16sdtdh w16sdtfl w16du">
   <w:docDefaults>
     <w:rPrDefault>
       <w:rPr>
@@ -2559,6 +2771,7 @@
     <w:lsdException w:name="Strong" w:qFormat="1"/>
     <w:lsdException w:name="Emphasis" w:qFormat="1"/>
     <w:lsdException w:name="HTML Keyboard" w:semiHidden="1" w:unhideWhenUsed="1"/>
+    <w:lsdException w:name="Normal Table" w:semiHidden="1" w:unhideWhenUsed="1"/>
     <w:lsdException w:name="annotation subject" w:semiHidden="1" w:unhideWhenUsed="1"/>
     <w:lsdException w:name="No List" w:semiHidden="1" w:unhideWhenUsed="1"/>
     <w:lsdException w:name="Outline List 1" w:semiHidden="1" w:unhideWhenUsed="1"/>
@@ -2601,8 +2814,11 @@
     <w:lsdException w:name="Table Contemporary" w:semiHidden="1" w:unhideWhenUsed="1"/>
     <w:lsdException w:name="Table Elegant" w:semiHidden="1" w:unhideWhenUsed="1"/>
     <w:lsdException w:name="Table Professional" w:semiHidden="1" w:unhideWhenUsed="1"/>
+    <w:lsdException w:name="Table Subtle 1" w:semiHidden="1" w:unhideWhenUsed="1"/>
     <w:lsdException w:name="Table Subtle 2" w:semiHidden="1" w:unhideWhenUsed="1"/>
     <w:lsdException w:name="Table Web 1" w:semiHidden="1" w:unhideWhenUsed="1"/>
+    <w:lsdException w:name="Table Web 2" w:semiHidden="1" w:unhideWhenUsed="1"/>
+    <w:lsdException w:name="Table Web 3" w:semiHidden="1" w:unhideWhenUsed="1"/>
     <w:lsdException w:name="Balloon Text" w:semiHidden="1" w:unhideWhenUsed="1"/>
     <w:lsdException w:name="Table Theme" w:semiHidden="1" w:unhideWhenUsed="1"/>
     <w:lsdException w:name="Placeholder Text" w:semiHidden="1" w:uiPriority="99"/>

--- a/static/media/1.qd_giam_sat_ktr.docx
+++ b/static/media/1.qd_giam_sat_ktr.docx
@@ -1953,14 +1953,6 @@
           <w:lang w:val="nl-NL"/>
         </w:rPr>
         <w:t>tra</w:t>
-      </w:r>
-      <w:r>
-        <w:rPr>
-          <w:sz w:val="28"/>
-          <w:szCs w:val="28"/>
-          <w:lang w:val="nl-NL"/>
-        </w:rPr>
-        <w:t xml:space="preserve"> </w:t>
       </w:r>
       <w:r>
         <w:rPr>

--- a/static/media/1.qd_giam_sat_ktr.docx
+++ b/static/media/1.qd_giam_sat_ktr.docx
@@ -717,7 +717,25 @@
           <w:szCs w:val="28"/>
           <w:lang w:val="nl-NL"/>
         </w:rPr>
-        <w:t xml:space="preserve"> QUẢNG TRỊ</w:t>
+        <w:t xml:space="preserve"> </w:t>
+      </w:r>
+      <w:r>
+        <w:rPr>
+          <w:b/>
+          <w:sz w:val="28"/>
+          <w:szCs w:val="28"/>
+          <w:lang w:val="nl-NL"/>
+        </w:rPr>
+        <w:t xml:space="preserve">TỈNH </w:t>
+      </w:r>
+      <w:r>
+        <w:rPr>
+          <w:b/>
+          <w:sz w:val="28"/>
+          <w:szCs w:val="28"/>
+          <w:lang w:val="nl-NL"/>
+        </w:rPr>
+        <w:t>QUẢNG TRỊ</w:t>
       </w:r>
     </w:p>
     <w:p>

--- a/static/media/1.qd_giam_sat_ktr.docx
+++ b/static/media/1.qd_giam_sat_ktr.docx
@@ -487,17 +487,26 @@
           <w:szCs w:val="28"/>
           <w:lang w:val="nl-NL"/>
         </w:rPr>
-        <w:t xml:space="preserve">năm </w:t>
-      </w:r>
-      <w:r>
-        <w:rPr>
-          <w:i/>
-          <w:color w:val="FFFFFF" w:themeColor="background1"/>
-          <w:sz w:val="28"/>
-          <w:szCs w:val="28"/>
-          <w:lang w:val="nl-NL"/>
-        </w:rPr>
-        <w:t>9999</w:t>
+        <w:t>năm</w:t>
+      </w:r>
+      <w:r>
+        <w:rPr>
+          <w:i/>
+          <w:sz w:val="28"/>
+          <w:szCs w:val="28"/>
+          <w:lang w:val="nl-NL"/>
+        </w:rPr>
+        <w:t xml:space="preserve"> </w:t>
+      </w:r>
+      <w:r>
+        <w:rPr>
+          <w:i/>
+          <w:iCs/>
+          <w:sz w:val="28"/>
+          <w:szCs w:val="28"/>
+          <w:lang w:val="nl-NL"/>
+        </w:rPr>
+        <w:t>&lt;nam_kh_tkt&gt;</w:t>
       </w:r>
     </w:p>
     <w:p>
@@ -2873,7 +2882,6 @@
   <w:style w:type="character" w:default="1" w:styleId="DefaultParagraphFont">
     <w:name w:val="Default Paragraph Font"/>
     <w:uiPriority w:val="1"/>
-    <w:semiHidden/>
     <w:unhideWhenUsed/>
   </w:style>
   <w:style w:type="table" w:default="1" w:styleId="TableNormal">

--- a/static/media/1.qd_giam_sat_ktr.docx
+++ b/static/media/1.qd_giam_sat_ktr.docx
@@ -5,8 +5,8 @@
     <w:p>
       <w:pPr>
         <w:tabs>
-          <w:tab w:val="center" w:pos="1560"/>
-          <w:tab w:val="center" w:pos="7020"/>
+          <w:tab w:val="center" w:pos="1418"/>
+          <w:tab w:val="center" w:pos="6804"/>
         </w:tabs>
         <w:ind w:right="-285"/>
         <w:jc w:val="both"/>
@@ -67,8 +67,8 @@
     <w:p>
       <w:pPr>
         <w:tabs>
-          <w:tab w:val="center" w:pos="1560"/>
-          <w:tab w:val="center" w:pos="7020"/>
+          <w:tab w:val="center" w:pos="1418"/>
+          <w:tab w:val="center" w:pos="6804"/>
         </w:tabs>
         <w:ind w:right="-285"/>
         <w:jc w:val="both"/>
@@ -87,7 +87,81 @@
         <mc:AlternateContent>
           <mc:Choice Requires="wps">
             <w:drawing>
-              <wp:anchor distT="0" distB="0" distL="114300" distR="114300" simplePos="0" relativeHeight="251656192" behindDoc="0" locked="0" layoutInCell="1" allowOverlap="1" wp14:anchorId="5E76E6D4" wp14:editId="37A06967">
+              <wp:anchor distT="0" distB="0" distL="114300" distR="114300" simplePos="0" relativeHeight="251658240" behindDoc="0" locked="0" layoutInCell="1" allowOverlap="1" wp14:anchorId="12824D60" wp14:editId="35C7C1CE">
+                <wp:simplePos x="0" y="0"/>
+                <wp:positionH relativeFrom="column">
+                  <wp:posOffset>3335020</wp:posOffset>
+                </wp:positionH>
+                <wp:positionV relativeFrom="paragraph">
+                  <wp:posOffset>208280</wp:posOffset>
+                </wp:positionV>
+                <wp:extent cx="1870364" cy="0"/>
+                <wp:effectExtent l="0" t="0" r="0" b="0"/>
+                <wp:wrapNone/>
+                <wp:docPr id="3" name="Line 14"/>
+                <wp:cNvGraphicFramePr>
+                  <a:graphicFrameLocks xmlns:a="http://schemas.openxmlformats.org/drawingml/2006/main"/>
+                </wp:cNvGraphicFramePr>
+                <a:graphic xmlns:a="http://schemas.openxmlformats.org/drawingml/2006/main">
+                  <a:graphicData uri="http://schemas.microsoft.com/office/word/2010/wordprocessingShape">
+                    <wps:wsp>
+                      <wps:cNvCnPr>
+                        <a:cxnSpLocks noChangeShapeType="1"/>
+                      </wps:cNvCnPr>
+                      <wps:spPr bwMode="auto">
+                        <a:xfrm>
+                          <a:off x="0" y="0"/>
+                          <a:ext cx="1870364" cy="0"/>
+                        </a:xfrm>
+                        <a:prstGeom prst="line">
+                          <a:avLst/>
+                        </a:prstGeom>
+                        <a:noFill/>
+                        <a:ln w="9525">
+                          <a:solidFill>
+                            <a:srgbClr val="000000"/>
+                          </a:solidFill>
+                          <a:round/>
+                          <a:headEnd/>
+                          <a:tailEnd/>
+                        </a:ln>
+                        <a:extLst>
+                          <a:ext uri="{909E8E84-426E-40DD-AFC4-6F175D3DCCD1}">
+                            <a14:hiddenFill xmlns:a14="http://schemas.microsoft.com/office/drawing/2010/main">
+                              <a:noFill/>
+                            </a14:hiddenFill>
+                          </a:ext>
+                        </a:extLst>
+                      </wps:spPr>
+                      <wps:bodyPr/>
+                    </wps:wsp>
+                  </a:graphicData>
+                </a:graphic>
+                <wp14:sizeRelH relativeFrom="page">
+                  <wp14:pctWidth>0</wp14:pctWidth>
+                </wp14:sizeRelH>
+                <wp14:sizeRelV relativeFrom="page">
+                  <wp14:pctHeight>0</wp14:pctHeight>
+                </wp14:sizeRelV>
+              </wp:anchor>
+            </w:drawing>
+          </mc:Choice>
+          <mc:Fallback>
+            <w:pict>
+              <v:line w14:anchorId="12228A6C" id="Line 14" o:spid="_x0000_s1026" style="position:absolute;z-index:251658240;visibility:visible;mso-wrap-style:square;mso-width-percent:0;mso-height-percent:0;mso-wrap-distance-left:9pt;mso-wrap-distance-top:0;mso-wrap-distance-right:9pt;mso-wrap-distance-bottom:0;mso-position-horizontal:absolute;mso-position-horizontal-relative:text;mso-position-vertical:absolute;mso-position-vertical-relative:text;mso-width-percent:0;mso-height-percent:0;mso-width-relative:page;mso-height-relative:page" from="262.6pt,16.4pt" to="409.85pt,16.4pt" o:gfxdata="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"/>
+            </w:pict>
+          </mc:Fallback>
+        </mc:AlternateContent>
+      </w:r>
+      <w:r>
+        <w:rPr>
+          <w:noProof/>
+          <w:sz w:val="12"/>
+        </w:rPr>
+        <mc:AlternateContent>
+          <mc:Choice Requires="wps">
+            <w:drawing>
+              <wp:anchor distT="0" distB="0" distL="114300" distR="114300" simplePos="0" relativeHeight="251656192" behindDoc="0" locked="0" layoutInCell="1" allowOverlap="1" wp14:anchorId="5E76E6D4" wp14:editId="2C7993D7">
                 <wp:simplePos x="0" y="0"/>
                 <wp:positionH relativeFrom="column">
                   <wp:posOffset>579281</wp:posOffset>
@@ -148,81 +222,7 @@
           </mc:Choice>
           <mc:Fallback>
             <w:pict>
-              <v:line w14:anchorId="048F666F" id="Line 12" o:spid="_x0000_s1026" style="position:absolute;z-index:251656192;visibility:visible;mso-wrap-style:square;mso-width-percent:0;mso-height-percent:0;mso-wrap-distance-left:9pt;mso-wrap-distance-top:0;mso-wrap-distance-right:9pt;mso-wrap-distance-bottom:0;mso-position-horizontal:absolute;mso-position-horizontal-relative:text;mso-position-vertical:absolute;mso-position-vertical-relative:text;mso-width-percent:0;mso-height-percent:0;mso-width-relative:page;mso-height-relative:page" from="45.6pt,16.2pt" to="108.6pt,16.2pt" o:gfxdata="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"/>
-            </w:pict>
-          </mc:Fallback>
-        </mc:AlternateContent>
-      </w:r>
-      <w:r>
-        <w:rPr>
-          <w:noProof/>
-          <w:sz w:val="12"/>
-        </w:rPr>
-        <mc:AlternateContent>
-          <mc:Choice Requires="wps">
-            <w:drawing>
-              <wp:anchor distT="0" distB="0" distL="114300" distR="114300" simplePos="0" relativeHeight="251658240" behindDoc="0" locked="0" layoutInCell="1" allowOverlap="1" wp14:anchorId="12824D60" wp14:editId="77FB091C">
-                <wp:simplePos x="0" y="0"/>
-                <wp:positionH relativeFrom="column">
-                  <wp:posOffset>3175000</wp:posOffset>
-                </wp:positionH>
-                <wp:positionV relativeFrom="paragraph">
-                  <wp:posOffset>208280</wp:posOffset>
-                </wp:positionV>
-                <wp:extent cx="2057400" cy="0"/>
-                <wp:effectExtent l="0" t="0" r="19050" b="19050"/>
-                <wp:wrapNone/>
-                <wp:docPr id="3" name="Line 14"/>
-                <wp:cNvGraphicFramePr>
-                  <a:graphicFrameLocks xmlns:a="http://schemas.openxmlformats.org/drawingml/2006/main"/>
-                </wp:cNvGraphicFramePr>
-                <a:graphic xmlns:a="http://schemas.openxmlformats.org/drawingml/2006/main">
-                  <a:graphicData uri="http://schemas.microsoft.com/office/word/2010/wordprocessingShape">
-                    <wps:wsp>
-                      <wps:cNvCnPr>
-                        <a:cxnSpLocks noChangeShapeType="1"/>
-                      </wps:cNvCnPr>
-                      <wps:spPr bwMode="auto">
-                        <a:xfrm>
-                          <a:off x="0" y="0"/>
-                          <a:ext cx="2057400" cy="0"/>
-                        </a:xfrm>
-                        <a:prstGeom prst="line">
-                          <a:avLst/>
-                        </a:prstGeom>
-                        <a:noFill/>
-                        <a:ln w="9525">
-                          <a:solidFill>
-                            <a:srgbClr val="000000"/>
-                          </a:solidFill>
-                          <a:round/>
-                          <a:headEnd/>
-                          <a:tailEnd/>
-                        </a:ln>
-                        <a:extLst>
-                          <a:ext uri="{909E8E84-426E-40DD-AFC4-6F175D3DCCD1}">
-                            <a14:hiddenFill xmlns:a14="http://schemas.microsoft.com/office/drawing/2010/main">
-                              <a:noFill/>
-                            </a14:hiddenFill>
-                          </a:ext>
-                        </a:extLst>
-                      </wps:spPr>
-                      <wps:bodyPr/>
-                    </wps:wsp>
-                  </a:graphicData>
-                </a:graphic>
-                <wp14:sizeRelH relativeFrom="page">
-                  <wp14:pctWidth>0</wp14:pctWidth>
-                </wp14:sizeRelH>
-                <wp14:sizeRelV relativeFrom="page">
-                  <wp14:pctHeight>0</wp14:pctHeight>
-                </wp14:sizeRelV>
-              </wp:anchor>
-            </w:drawing>
-          </mc:Choice>
-          <mc:Fallback>
-            <w:pict>
-              <v:line w14:anchorId="04573F76" id="Line 14" o:spid="_x0000_s1026" style="position:absolute;z-index:251658240;visibility:visible;mso-wrap-style:square;mso-width-percent:0;mso-height-percent:0;mso-wrap-distance-left:9pt;mso-wrap-distance-top:0;mso-wrap-distance-right:9pt;mso-wrap-distance-bottom:0;mso-position-horizontal:absolute;mso-position-horizontal-relative:text;mso-position-vertical:absolute;mso-position-vertical-relative:text;mso-width-percent:0;mso-height-percent:0;mso-width-relative:page;mso-height-relative:page" from="250pt,16.4pt" to="412pt,16.4pt" o:gfxdata="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"/>
+              <v:line w14:anchorId="18024259" id="Line 12" o:spid="_x0000_s1026" style="position:absolute;z-index:251656192;visibility:visible;mso-wrap-style:square;mso-width-percent:0;mso-height-percent:0;mso-wrap-distance-left:9pt;mso-wrap-distance-top:0;mso-wrap-distance-right:9pt;mso-wrap-distance-bottom:0;mso-position-horizontal:absolute;mso-position-horizontal-relative:text;mso-position-vertical:absolute;mso-position-vertical-relative:text;mso-width-percent:0;mso-height-percent:0;mso-width-relative:page;mso-height-relative:page" from="45.6pt,16.2pt" to="108.6pt,16.2pt" o:gfxdata="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"/>
             </w:pict>
           </mc:Fallback>
         </mc:AlternateContent>
@@ -354,7 +354,7 @@
     <w:p>
       <w:pPr>
         <w:tabs>
-          <w:tab w:val="center" w:pos="1134"/>
+          <w:tab w:val="center" w:pos="1418"/>
           <w:tab w:val="center" w:pos="7088"/>
         </w:tabs>
         <w:spacing w:before="120"/>
@@ -376,32 +376,24 @@
       </w:r>
       <w:r>
         <w:rPr>
-          <w:sz w:val="28"/>
-          <w:szCs w:val="28"/>
           <w:lang w:val="nl-NL"/>
         </w:rPr>
         <w:t xml:space="preserve">Số:   </w:t>
       </w:r>
       <w:r>
         <w:rPr>
-          <w:sz w:val="28"/>
-          <w:szCs w:val="28"/>
           <w:lang w:val="nl-NL"/>
         </w:rPr>
         <w:t xml:space="preserve">   </w:t>
       </w:r>
       <w:r>
         <w:rPr>
-          <w:sz w:val="28"/>
-          <w:szCs w:val="28"/>
           <w:lang w:val="nl-NL"/>
         </w:rPr>
         <w:t xml:space="preserve">      /QĐ-</w:t>
       </w:r>
       <w:r>
         <w:rPr>
-          <w:sz w:val="28"/>
-          <w:szCs w:val="28"/>
           <w:lang w:val="nl-NL"/>
         </w:rPr>
         <w:t>QTR</w:t>
@@ -749,121 +741,197 @@
     </w:p>
     <w:p>
       <w:pPr>
-        <w:ind w:right="-285" w:firstLine="426"/>
-        <w:jc w:val="both"/>
-        <w:rPr>
-          <w:i/>
-          <w:sz w:val="28"/>
-          <w:szCs w:val="28"/>
-        </w:rPr>
-      </w:pPr>
-      <w:r>
-        <w:rPr>
-          <w:i/>
-          <w:sz w:val="28"/>
-          <w:szCs w:val="28"/>
-        </w:rPr>
-        <w:t>Căn cứ Luật Quản lý</w:t>
-      </w:r>
-      <w:r>
-        <w:rPr>
-          <w:i/>
-          <w:sz w:val="28"/>
-          <w:szCs w:val="28"/>
-        </w:rPr>
-        <w:t xml:space="preserve"> t</w:t>
-      </w:r>
-      <w:r>
-        <w:rPr>
-          <w:i/>
-          <w:sz w:val="28"/>
-          <w:szCs w:val="28"/>
-        </w:rPr>
-        <w:t>huế</w:t>
-      </w:r>
-      <w:r>
-        <w:rPr>
-          <w:i/>
-          <w:sz w:val="28"/>
-          <w:szCs w:val="28"/>
-        </w:rPr>
-        <w:t xml:space="preserve"> </w:t>
-      </w:r>
-      <w:r>
-        <w:rPr>
-          <w:i/>
-          <w:sz w:val="28"/>
-          <w:szCs w:val="28"/>
-          <w:lang w:val="nl-NL"/>
-        </w:rPr>
-        <w:t>&lt;luat_qlt_ngay&gt;</w:t>
-      </w:r>
-      <w:r>
-        <w:rPr>
-          <w:i/>
-          <w:sz w:val="28"/>
-          <w:szCs w:val="28"/>
-          <w:lang w:val="nl-NL"/>
-        </w:rPr>
-        <w:t xml:space="preserve"> </w:t>
-      </w:r>
-      <w:r>
-        <w:rPr>
-          <w:i/>
-          <w:sz w:val="28"/>
-          <w:szCs w:val="28"/>
-          <w:lang w:val="nl-NL"/>
-        </w:rPr>
-        <w:t>và các văn bản hướng dẫn thi hành</w:t>
-      </w:r>
-      <w:r>
-        <w:rPr>
-          <w:i/>
-          <w:sz w:val="28"/>
-          <w:szCs w:val="28"/>
-        </w:rPr>
-        <w:t>;</w:t>
-      </w:r>
-    </w:p>
-    <w:p>
-      <w:pPr>
-        <w:ind w:right="-285" w:firstLine="426"/>
-        <w:jc w:val="both"/>
-        <w:rPr>
-          <w:i/>
-          <w:sz w:val="28"/>
-          <w:szCs w:val="28"/>
-        </w:rPr>
-      </w:pPr>
-      <w:r>
-        <w:rPr>
-          <w:i/>
-          <w:sz w:val="28"/>
-          <w:szCs w:val="28"/>
-        </w:rPr>
-        <w:t>Căn cứ &lt;quy_trinh_ktra&gt; của Tổng cục Thuế về việc ban hành quy trình kiểm tra thuế;</w:t>
-      </w:r>
-    </w:p>
-    <w:p>
-      <w:pPr>
-        <w:spacing w:after="120"/>
+        <w:spacing w:before="60"/>
         <w:ind w:firstLine="567"/>
         <w:jc w:val="both"/>
         <w:rPr>
           <w:i/>
           <w:sz w:val="28"/>
           <w:szCs w:val="28"/>
-          <w:lang w:val="nl-NL"/>
-        </w:rPr>
-      </w:pPr>
-      <w:r>
-        <w:rPr>
-          <w:i/>
-          <w:sz w:val="28"/>
-          <w:szCs w:val="28"/>
-          <w:lang w:val="nl-NL"/>
-        </w:rPr>
-        <w:t xml:space="preserve">Căn cứ Quyết định số 1614/QĐ-TCT ngày 13/10/2020 của Tổng cục Thuế về việc ban hành quy chế giám sát hoạt động của </w:t>
+        </w:rPr>
+      </w:pPr>
+      <w:r>
+        <w:rPr>
+          <w:i/>
+          <w:sz w:val="28"/>
+          <w:szCs w:val="28"/>
+        </w:rPr>
+        <w:t>Căn cứ Luật Quản lý</w:t>
+      </w:r>
+      <w:r>
+        <w:rPr>
+          <w:i/>
+          <w:sz w:val="28"/>
+          <w:szCs w:val="28"/>
+        </w:rPr>
+        <w:t xml:space="preserve"> t</w:t>
+      </w:r>
+      <w:r>
+        <w:rPr>
+          <w:i/>
+          <w:sz w:val="28"/>
+          <w:szCs w:val="28"/>
+        </w:rPr>
+        <w:t>huế</w:t>
+      </w:r>
+      <w:r>
+        <w:rPr>
+          <w:i/>
+          <w:sz w:val="28"/>
+          <w:szCs w:val="28"/>
+        </w:rPr>
+        <w:t xml:space="preserve"> </w:t>
+      </w:r>
+      <w:r>
+        <w:rPr>
+          <w:i/>
+          <w:sz w:val="28"/>
+          <w:szCs w:val="28"/>
+          <w:lang w:val="nl-NL"/>
+        </w:rPr>
+        <w:t>&lt;luat_qlt_ngay&gt;</w:t>
+      </w:r>
+      <w:r>
+        <w:rPr>
+          <w:i/>
+          <w:sz w:val="28"/>
+          <w:szCs w:val="28"/>
+          <w:lang w:val="nl-NL"/>
+        </w:rPr>
+        <w:t xml:space="preserve"> </w:t>
+      </w:r>
+      <w:r>
+        <w:rPr>
+          <w:i/>
+          <w:sz w:val="28"/>
+          <w:szCs w:val="28"/>
+          <w:lang w:val="nl-NL"/>
+        </w:rPr>
+        <w:t>và các văn bản hướng dẫn thi hành</w:t>
+      </w:r>
+      <w:r>
+        <w:rPr>
+          <w:i/>
+          <w:sz w:val="28"/>
+          <w:szCs w:val="28"/>
+        </w:rPr>
+        <w:t>;</w:t>
+      </w:r>
+    </w:p>
+    <w:p>
+      <w:pPr>
+        <w:spacing w:before="60"/>
+        <w:ind w:firstLine="567"/>
+        <w:jc w:val="both"/>
+        <w:rPr>
+          <w:i/>
+          <w:sz w:val="28"/>
+          <w:szCs w:val="28"/>
+        </w:rPr>
+      </w:pPr>
+      <w:r>
+        <w:rPr>
+          <w:i/>
+          <w:color w:val="000000" w:themeColor="text1"/>
+          <w:sz w:val="28"/>
+          <w:szCs w:val="28"/>
+          <w:lang w:val="nl-NL"/>
+        </w:rPr>
+        <w:t>Căn cứ các Luật Thuế, phí, lệ phí và các văn bản hướng dẫn thi hành;</w:t>
+      </w:r>
+    </w:p>
+    <w:p>
+      <w:pPr>
+        <w:spacing w:before="60"/>
+        <w:ind w:firstLine="567"/>
+        <w:jc w:val="both"/>
+        <w:rPr>
+          <w:i/>
+          <w:sz w:val="28"/>
+          <w:szCs w:val="28"/>
+        </w:rPr>
+      </w:pPr>
+      <w:r>
+        <w:rPr>
+          <w:i/>
+          <w:sz w:val="28"/>
+          <w:szCs w:val="28"/>
+        </w:rPr>
+        <w:t>Căn cứ &lt;quy_trinh_ktra&gt; của Tổng cục Thuế về việc ban hành quy trình kiểm tra thuế;</w:t>
+      </w:r>
+    </w:p>
+    <w:p>
+      <w:pPr>
+        <w:spacing w:before="60"/>
+        <w:ind w:firstLine="567"/>
+        <w:jc w:val="both"/>
+        <w:rPr>
+          <w:i/>
+          <w:sz w:val="28"/>
+          <w:szCs w:val="28"/>
+        </w:rPr>
+      </w:pPr>
+      <w:r>
+        <w:rPr>
+          <w:i/>
+          <w:sz w:val="28"/>
+          <w:szCs w:val="28"/>
+        </w:rPr>
+        <w:t>Căn cứ Quyết định số 1376/QĐ-CT ngày 30/6/2025 của Cục trưởng Cục Thuế về việc ban hành quy định chức năng, nhiệm vụ, quyền hạn và cơ cấu tổ chức của Thuế tỉnh, thành phố thuộc Cục Thuế</w:t>
+      </w:r>
+      <w:r>
+        <w:rPr>
+          <w:i/>
+          <w:sz w:val="28"/>
+          <w:szCs w:val="28"/>
+        </w:rPr>
+        <w:t>;</w:t>
+      </w:r>
+    </w:p>
+    <w:p>
+      <w:pPr>
+        <w:spacing w:before="60"/>
+        <w:ind w:firstLine="567"/>
+        <w:jc w:val="both"/>
+        <w:rPr>
+          <w:i/>
+          <w:sz w:val="28"/>
+          <w:szCs w:val="28"/>
+          <w:lang w:val="nl-NL"/>
+        </w:rPr>
+      </w:pPr>
+      <w:r>
+        <w:rPr>
+          <w:i/>
+          <w:sz w:val="28"/>
+          <w:szCs w:val="28"/>
+          <w:lang w:val="nl-NL"/>
+        </w:rPr>
+        <w:t xml:space="preserve">Căn cứ Quyết định số 1614/QĐ-TCT ngày 13/10/2020 của </w:t>
+      </w:r>
+      <w:r>
+        <w:rPr>
+          <w:i/>
+        </w:rPr>
+        <w:t>Tổng cục trưởng</w:t>
+      </w:r>
+      <w:r>
+        <w:rPr>
+          <w:i/>
+          <w:sz w:val="28"/>
+          <w:szCs w:val="28"/>
+          <w:lang w:val="nl-NL"/>
+        </w:rPr>
+        <w:t xml:space="preserve"> </w:t>
+      </w:r>
+      <w:r>
+        <w:rPr>
+          <w:i/>
+          <w:sz w:val="28"/>
+          <w:szCs w:val="28"/>
+          <w:lang w:val="nl-NL"/>
+        </w:rPr>
+        <w:t xml:space="preserve">Tổng cục Thuế về việc ban hành quy chế giám sát hoạt động của </w:t>
       </w:r>
       <w:r>
         <w:rPr>
@@ -895,7 +963,8 @@
     </w:p>
     <w:p>
       <w:pPr>
-        <w:ind w:right="-285" w:firstLine="426"/>
+        <w:spacing w:before="60"/>
+        <w:ind w:firstLine="567"/>
         <w:jc w:val="both"/>
         <w:rPr>
           <w:i/>
@@ -909,7 +978,40 @@
           <w:sz w:val="28"/>
           <w:szCs w:val="28"/>
         </w:rPr>
-        <w:t>Căn cứ Quyết định số 1376/QĐ-CT ngày 30/6/2025 của Cục trưởng Cục Thuế về việc ban hành quy định chức năng, nhiệm vụ, quyền hạn và cơ cấu tổ chức của Thuế tỉnh, thành phố thuộc Cục Thuế</w:t>
+        <w:t xml:space="preserve">Căn cứ &lt;tham_quyen_ky&gt; </w:t>
+      </w:r>
+      <w:r>
+        <w:rPr>
+          <w:i/>
+          <w:sz w:val="28"/>
+          <w:szCs w:val="28"/>
+        </w:rPr>
+        <w:t>của</w:t>
+      </w:r>
+      <w:r>
+        <w:rPr>
+          <w:i/>
+          <w:sz w:val="28"/>
+          <w:szCs w:val="28"/>
+        </w:rPr>
+        <w:t xml:space="preserve"> </w:t>
+      </w:r>
+      <w:r>
+        <w:rPr>
+          <w:bCs/>
+          <w:i/>
+          <w:sz w:val="28"/>
+          <w:szCs w:val="28"/>
+        </w:rPr>
+        <w:t>Trưởng</w:t>
+      </w:r>
+      <w:r>
+        <w:rPr>
+          <w:i/>
+          <w:sz w:val="28"/>
+          <w:szCs w:val="28"/>
+        </w:rPr>
+        <w:t xml:space="preserve"> Thuế tỉnh Quảng Trị về việc phân công lĩnh vực phụ trách và ủy quyền ký văn bản của các đồng chí Lãnh đạo Thuế tỉnh</w:t>
       </w:r>
       <w:r>
         <w:rPr>
@@ -922,42 +1024,133 @@
     </w:p>
     <w:p>
       <w:pPr>
-        <w:ind w:right="-285" w:firstLine="426"/>
+        <w:spacing w:before="60"/>
+        <w:ind w:firstLine="567"/>
         <w:jc w:val="both"/>
         <w:rPr>
           <w:i/>
           <w:sz w:val="28"/>
           <w:szCs w:val="28"/>
-        </w:rPr>
-      </w:pPr>
-      <w:r>
-        <w:rPr>
-          <w:i/>
-          <w:sz w:val="28"/>
-          <w:szCs w:val="28"/>
-        </w:rPr>
-        <w:t xml:space="preserve">Căn cứ &lt;tham_quyen_ky&gt; </w:t>
-      </w:r>
-      <w:r>
-        <w:rPr>
-          <w:i/>
-          <w:sz w:val="28"/>
-          <w:szCs w:val="28"/>
-        </w:rPr>
-        <w:t>của Thuế tỉnh Quảng Trị về việc phân công lĩnh vực phụ trách và ủy quyền ký văn bản của các đồng chí Lãnh đạo Thuế tỉnh</w:t>
-      </w:r>
-      <w:r>
-        <w:rPr>
-          <w:i/>
-          <w:sz w:val="28"/>
-          <w:szCs w:val="28"/>
+          <w:lang w:val="nl-NL"/>
+        </w:rPr>
+      </w:pPr>
+      <w:r>
+        <w:rPr>
+          <w:i/>
+          <w:sz w:val="28"/>
+          <w:szCs w:val="28"/>
+        </w:rPr>
+        <w:t>Căn cứ Quyết định số</w:t>
+      </w:r>
+      <w:r>
+        <w:rPr>
+          <w:i/>
+          <w:sz w:val="28"/>
+          <w:szCs w:val="28"/>
+        </w:rPr>
+        <w:t xml:space="preserve">         </w:t>
+      </w:r>
+      <w:r>
+        <w:rPr>
+          <w:i/>
+          <w:sz w:val="28"/>
+          <w:szCs w:val="28"/>
+        </w:rPr>
+        <w:t>/QĐ-</w:t>
+      </w:r>
+      <w:r>
+        <w:rPr>
+          <w:i/>
+          <w:sz w:val="28"/>
+          <w:szCs w:val="28"/>
+        </w:rPr>
+        <w:t>QTR</w:t>
+      </w:r>
+      <w:r>
+        <w:rPr>
+          <w:i/>
+          <w:sz w:val="28"/>
+          <w:szCs w:val="28"/>
+        </w:rPr>
+        <w:t xml:space="preserve"> </w:t>
+      </w:r>
+      <w:r>
+        <w:rPr>
+          <w:i/>
+          <w:sz w:val="28"/>
+          <w:szCs w:val="28"/>
+          <w:lang w:val="nl-NL"/>
+        </w:rPr>
+        <w:t>&lt;ngay_thang&gt;</w:t>
+      </w:r>
+      <w:r>
+        <w:rPr>
+          <w:i/>
+          <w:sz w:val="28"/>
+          <w:szCs w:val="28"/>
+          <w:lang w:val="nl-NL"/>
+        </w:rPr>
+        <w:t xml:space="preserve"> của </w:t>
+      </w:r>
+      <w:r>
+        <w:rPr>
+          <w:i/>
+          <w:sz w:val="28"/>
+          <w:szCs w:val="28"/>
+          <w:lang w:val="nl-NL"/>
+        </w:rPr>
+        <w:t xml:space="preserve">Trưởng </w:t>
+      </w:r>
+      <w:r>
+        <w:rPr>
+          <w:i/>
+          <w:sz w:val="28"/>
+          <w:szCs w:val="28"/>
+          <w:lang w:val="nl-NL"/>
+        </w:rPr>
+        <w:t>Thuế tỉnh Quảng Trị</w:t>
+      </w:r>
+      <w:r>
+        <w:rPr>
+          <w:i/>
+          <w:sz w:val="28"/>
+          <w:szCs w:val="28"/>
+          <w:lang w:val="nl-NL"/>
+        </w:rPr>
+        <w:t xml:space="preserve"> về việc kiểm tra thuế tại</w:t>
+      </w:r>
+      <w:r>
+        <w:rPr>
+          <w:i/>
+          <w:sz w:val="28"/>
+          <w:szCs w:val="28"/>
+          <w:lang w:val="nl-NL"/>
+        </w:rPr>
+        <w:t xml:space="preserve"> </w:t>
+      </w:r>
+      <w:r>
+        <w:rPr>
+          <w:i/>
+          <w:sz w:val="28"/>
+          <w:szCs w:val="28"/>
+          <w:lang w:val="nl-NL"/>
+        </w:rPr>
+        <w:t>&lt;ten_dv&gt;</w:t>
+      </w:r>
+      <w:r>
+        <w:rPr>
+          <w:i/>
+          <w:sz w:val="28"/>
+          <w:szCs w:val="28"/>
+          <w:lang w:val="nl-NL"/>
         </w:rPr>
         <w:t>;</w:t>
       </w:r>
     </w:p>
     <w:p>
       <w:pPr>
-        <w:ind w:right="-285" w:firstLine="426"/>
+        <w:spacing w:before="60"/>
+        <w:ind w:firstLine="567"/>
         <w:jc w:val="both"/>
         <w:rPr>
           <w:i/>
@@ -971,38 +1164,43 @@
           <w:i/>
           <w:sz w:val="28"/>
           <w:szCs w:val="28"/>
-        </w:rPr>
-        <w:t>Căn cứ Quyết định số</w:t>
-      </w:r>
-      <w:r>
-        <w:rPr>
-          <w:i/>
-          <w:sz w:val="28"/>
-          <w:szCs w:val="28"/>
-        </w:rPr>
-        <w:t xml:space="preserve">         </w:t>
-      </w:r>
-      <w:r>
-        <w:rPr>
-          <w:i/>
-          <w:sz w:val="28"/>
-          <w:szCs w:val="28"/>
-        </w:rPr>
-        <w:t>/QĐ-</w:t>
-      </w:r>
-      <w:r>
-        <w:rPr>
-          <w:i/>
-          <w:sz w:val="28"/>
-          <w:szCs w:val="28"/>
-        </w:rPr>
-        <w:t>QTR</w:t>
-      </w:r>
-      <w:r>
-        <w:rPr>
-          <w:i/>
-          <w:sz w:val="28"/>
-          <w:szCs w:val="28"/>
+          <w:lang w:val="nl-NL"/>
+        </w:rPr>
+        <w:t>Theo</w:t>
+      </w:r>
+      <w:r>
+        <w:rPr>
+          <w:i/>
+          <w:sz w:val="28"/>
+          <w:szCs w:val="28"/>
+          <w:lang w:val="nl-NL"/>
+        </w:rPr>
+        <w:t xml:space="preserve"> đề nghị của </w:t>
+      </w:r>
+      <w:r>
+        <w:rPr>
+          <w:i/>
+          <w:sz w:val="28"/>
+          <w:szCs w:val="28"/>
+          <w:lang w:val="nl-NL"/>
+        </w:rPr>
+        <w:t>&lt;ld_phong&gt;</w:t>
+      </w:r>
+      <w:r>
+        <w:rPr>
+          <w:i/>
+          <w:sz w:val="28"/>
+          <w:szCs w:val="28"/>
+          <w:lang w:val="nl-NL"/>
+        </w:rPr>
+        <w:t xml:space="preserve"> Phòng</w:t>
+      </w:r>
+      <w:r>
+        <w:rPr>
+          <w:i/>
+          <w:sz w:val="28"/>
+          <w:szCs w:val="28"/>
+          <w:lang w:val="nl-NL"/>
         </w:rPr>
         <w:t xml:space="preserve"> </w:t>
       </w:r>
@@ -1013,66 +1211,22 @@
           <w:szCs w:val="28"/>
           <w:lang w:val="nl-NL"/>
         </w:rPr>
-        <w:t>&lt;ngay_thang&gt;</w:t>
-      </w:r>
-      <w:r>
-        <w:rPr>
-          <w:i/>
-          <w:sz w:val="28"/>
-          <w:szCs w:val="28"/>
-          <w:lang w:val="nl-NL"/>
-        </w:rPr>
-        <w:t xml:space="preserve"> của </w:t>
-      </w:r>
-      <w:r>
-        <w:rPr>
-          <w:i/>
-          <w:sz w:val="28"/>
-          <w:szCs w:val="28"/>
-          <w:lang w:val="nl-NL"/>
-        </w:rPr>
-        <w:t>Thuế tỉnh Quảng Trị</w:t>
-      </w:r>
-      <w:r>
-        <w:rPr>
-          <w:i/>
-          <w:sz w:val="28"/>
-          <w:szCs w:val="28"/>
-          <w:lang w:val="nl-NL"/>
-        </w:rPr>
-        <w:t xml:space="preserve"> về việc kiểm tra thuế tại</w:t>
-      </w:r>
-      <w:r>
-        <w:rPr>
-          <w:i/>
-          <w:sz w:val="28"/>
-          <w:szCs w:val="28"/>
-          <w:lang w:val="nl-NL"/>
-        </w:rPr>
-        <w:t xml:space="preserve"> </w:t>
-      </w:r>
-      <w:r>
-        <w:rPr>
-          <w:i/>
-          <w:sz w:val="28"/>
-          <w:szCs w:val="28"/>
-          <w:lang w:val="nl-NL"/>
-        </w:rPr>
-        <w:t>&lt;ten_dv&gt;</w:t>
-      </w:r>
-      <w:r>
-        <w:rPr>
-          <w:i/>
-          <w:sz w:val="28"/>
-          <w:szCs w:val="28"/>
-          <w:lang w:val="nl-NL"/>
-        </w:rPr>
-        <w:t>;</w:t>
-      </w:r>
-    </w:p>
-    <w:p>
-      <w:pPr>
-        <w:ind w:right="-285" w:firstLine="426"/>
+        <w:t>Kiểm tra số 2</w:t>
+      </w:r>
+      <w:r>
+        <w:rPr>
+          <w:i/>
+          <w:sz w:val="28"/>
+          <w:szCs w:val="28"/>
+          <w:lang w:val="nl-NL"/>
+        </w:rPr>
+        <w:t>.</w:t>
+      </w:r>
+    </w:p>
+    <w:p>
+      <w:pPr>
+        <w:spacing w:before="60"/>
+        <w:ind w:right="278" w:firstLine="567"/>
         <w:jc w:val="both"/>
         <w:rPr>
           <w:i/>
@@ -1081,74 +1235,10 @@
           <w:lang w:val="nl-NL"/>
         </w:rPr>
       </w:pPr>
-      <w:r>
-        <w:rPr>
-          <w:i/>
-          <w:sz w:val="28"/>
-          <w:szCs w:val="28"/>
-          <w:lang w:val="nl-NL"/>
-        </w:rPr>
-        <w:t>Theo</w:t>
-      </w:r>
-      <w:r>
-        <w:rPr>
-          <w:i/>
-          <w:sz w:val="28"/>
-          <w:szCs w:val="28"/>
-          <w:lang w:val="nl-NL"/>
-        </w:rPr>
-        <w:t xml:space="preserve"> đề nghị của </w:t>
-      </w:r>
-      <w:r>
-        <w:rPr>
-          <w:i/>
-          <w:sz w:val="28"/>
-          <w:szCs w:val="28"/>
-          <w:lang w:val="nl-NL"/>
-        </w:rPr>
-        <w:t>&lt;ld_phong&gt;</w:t>
-      </w:r>
-      <w:r>
-        <w:rPr>
-          <w:i/>
-          <w:sz w:val="28"/>
-          <w:szCs w:val="28"/>
-          <w:lang w:val="nl-NL"/>
-        </w:rPr>
-        <w:t xml:space="preserve"> Phòng</w:t>
-      </w:r>
-      <w:r>
-        <w:rPr>
-          <w:i/>
-          <w:sz w:val="28"/>
-          <w:szCs w:val="28"/>
-          <w:lang w:val="nl-NL"/>
-        </w:rPr>
-        <w:t xml:space="preserve"> </w:t>
-      </w:r>
-      <w:r>
-        <w:rPr>
-          <w:i/>
-          <w:sz w:val="28"/>
-          <w:szCs w:val="28"/>
-          <w:lang w:val="nl-NL"/>
-        </w:rPr>
-        <w:t>Kiểm tra số 2</w:t>
-      </w:r>
-      <w:r>
-        <w:rPr>
-          <w:i/>
-          <w:sz w:val="28"/>
-          <w:szCs w:val="28"/>
-          <w:lang w:val="nl-NL"/>
-        </w:rPr>
-        <w:t>.</w:t>
-      </w:r>
-    </w:p>
-    <w:p>
-      <w:pPr>
-        <w:spacing w:before="120"/>
-        <w:ind w:right="-284" w:firstLine="425"/>
+    </w:p>
+    <w:p>
+      <w:pPr>
+        <w:spacing w:before="60"/>
         <w:jc w:val="center"/>
         <w:rPr>
           <w:b/>
@@ -1195,8 +1285,8 @@
     </w:p>
     <w:p>
       <w:pPr>
-        <w:spacing w:before="40"/>
-        <w:ind w:right="-285" w:firstLine="426"/>
+        <w:spacing w:before="60"/>
+        <w:ind w:firstLine="567"/>
         <w:jc w:val="both"/>
         <w:rPr>
           <w:sz w:val="28"/>
@@ -1319,6 +1409,14 @@
           <w:szCs w:val="28"/>
           <w:lang w:val="nl-NL"/>
         </w:rPr>
+        <w:t xml:space="preserve">Trưởng </w:t>
+      </w:r>
+      <w:r>
+        <w:rPr>
+          <w:sz w:val="28"/>
+          <w:szCs w:val="28"/>
+          <w:lang w:val="nl-NL"/>
+        </w:rPr>
         <w:t>Thuế tỉnh Quảng Trị</w:t>
       </w:r>
       <w:r>
@@ -1332,8 +1430,8 @@
     </w:p>
     <w:p>
       <w:pPr>
-        <w:spacing w:before="40"/>
-        <w:ind w:right="-285" w:firstLine="426"/>
+        <w:spacing w:before="60"/>
+        <w:ind w:firstLine="567"/>
         <w:jc w:val="both"/>
         <w:rPr>
           <w:sz w:val="28"/>
@@ -1416,8 +1514,8 @@
     </w:p>
     <w:p>
       <w:pPr>
-        <w:spacing w:before="40"/>
-        <w:ind w:right="-285" w:firstLine="426"/>
+        <w:spacing w:before="60"/>
+        <w:ind w:firstLine="567"/>
         <w:jc w:val="both"/>
         <w:rPr>
           <w:sz w:val="28"/>
@@ -1459,7 +1557,7 @@
           <w:szCs w:val="28"/>
           <w:lang w:val="nl-NL"/>
         </w:rPr>
-        <w:t xml:space="preserve">Giao cho </w:t>
+        <w:t xml:space="preserve">Giao </w:t>
       </w:r>
       <w:r>
         <w:rPr>
@@ -1547,55 +1645,24 @@
           <w:szCs w:val="28"/>
           <w:lang w:val="nl-NL"/>
         </w:rPr>
-        <w:t xml:space="preserve"> là người giám sát hoạt động của Đoàn </w:t>
-      </w:r>
-      <w:r>
-        <w:rPr>
-          <w:sz w:val="28"/>
-          <w:szCs w:val="28"/>
-          <w:lang w:val="nl-NL"/>
-        </w:rPr>
-        <w:t xml:space="preserve">kiểm </w:t>
-      </w:r>
-      <w:r>
-        <w:rPr>
-          <w:sz w:val="28"/>
-          <w:szCs w:val="28"/>
-          <w:lang w:val="nl-NL"/>
-        </w:rPr>
-        <w:t xml:space="preserve">tra </w:t>
-      </w:r>
-      <w:r>
-        <w:rPr>
-          <w:sz w:val="28"/>
-          <w:szCs w:val="28"/>
-          <w:lang w:val="nl-NL"/>
-        </w:rPr>
-        <w:t xml:space="preserve">thuế </w:t>
-      </w:r>
-      <w:r>
-        <w:rPr>
-          <w:sz w:val="28"/>
-          <w:szCs w:val="28"/>
-          <w:lang w:val="nl-NL"/>
-        </w:rPr>
-        <w:t>tại</w:t>
-      </w:r>
-      <w:r>
-        <w:rPr>
-          <w:sz w:val="28"/>
-          <w:szCs w:val="28"/>
-          <w:lang w:val="nl-NL"/>
-        </w:rPr>
         <w:t xml:space="preserve"> </w:t>
       </w:r>
       <w:r>
         <w:rPr>
-          <w:sz w:val="28"/>
-          <w:szCs w:val="28"/>
-          <w:lang w:val="nl-NL"/>
-        </w:rPr>
-        <w:t>&lt;ten_dv&gt;</w:t>
+          <w:i/>
+          <w:sz w:val="28"/>
+          <w:szCs w:val="28"/>
+          <w:lang w:val="nl-NL"/>
+        </w:rPr>
+        <w:t>(Số điện thoại: 0948.392.777)</w:t>
+      </w:r>
+      <w:r>
+        <w:rPr>
+          <w:sz w:val="28"/>
+          <w:szCs w:val="28"/>
+          <w:lang w:val="nl-NL"/>
+        </w:rPr>
+        <w:t xml:space="preserve"> để thực hiện nhiệm vụ ghi tại Điều 1</w:t>
       </w:r>
       <w:r>
         <w:rPr>
@@ -1616,8 +1683,8 @@
     </w:p>
     <w:p>
       <w:pPr>
-        <w:spacing w:before="40"/>
-        <w:ind w:right="-285" w:firstLine="426"/>
+        <w:spacing w:before="60"/>
+        <w:ind w:firstLine="567"/>
         <w:jc w:val="both"/>
         <w:rPr>
           <w:bCs/>
@@ -1766,8 +1833,8 @@
     </w:p>
     <w:p>
       <w:pPr>
-        <w:spacing w:before="40"/>
-        <w:ind w:right="-285" w:firstLine="426"/>
+        <w:spacing w:before="60"/>
+        <w:ind w:firstLine="567"/>
         <w:jc w:val="both"/>
         <w:rPr>
           <w:sz w:val="22"/>
@@ -1993,8 +2060,6 @@
         <w:rPr>
           <w:b/>
           <w:iCs/>
-          <w:sz w:val="28"/>
-          <w:szCs w:val="28"/>
           <w:lang w:val="nl-NL"/>
         </w:rPr>
         <w:t>&lt;hinh_thuc_ky&gt;</w:t>
@@ -2051,8 +2116,6 @@
       <w:r>
         <w:rPr>
           <w:b/>
-          <w:sz w:val="28"/>
-          <w:szCs w:val="28"/>
           <w:lang w:val="nl-NL"/>
         </w:rPr>
         <w:t>&lt;LD_CUC&gt;</w:t>
@@ -2111,7 +2174,7 @@
           <w:szCs w:val="22"/>
           <w:lang w:val="nl-NL"/>
         </w:rPr>
-        <w:t xml:space="preserve"> KT</w:t>
+        <w:t xml:space="preserve"> </w:t>
       </w:r>
       <w:r>
         <w:rPr>
@@ -2119,7 +2182,7 @@
           <w:szCs w:val="22"/>
           <w:lang w:val="nl-NL"/>
         </w:rPr>
-        <w:t>2</w:t>
+        <w:t>KT</w:t>
       </w:r>
       <w:r>
         <w:rPr>
@@ -2127,7 +2190,23 @@
           <w:szCs w:val="22"/>
           <w:lang w:val="nl-NL"/>
         </w:rPr>
-        <w:t xml:space="preserve"> (03b).</w:t>
+        <w:t>r2</w:t>
+      </w:r>
+      <w:r>
+        <w:rPr>
+          <w:sz w:val="22"/>
+          <w:szCs w:val="22"/>
+          <w:lang w:val="nl-NL"/>
+        </w:rPr>
+        <w:t xml:space="preserve"> </w:t>
+      </w:r>
+      <w:r>
+        <w:rPr>
+          <w:sz w:val="22"/>
+          <w:szCs w:val="22"/>
+          <w:lang w:val="nl-NL"/>
+        </w:rPr>
+        <w:t>(03b).</w:t>
       </w:r>
     </w:p>
     <w:p>
@@ -2146,6 +2225,7 @@
           <w:sz w:val="20"/>
           <w:lang w:val="nl-NL"/>
         </w:rPr>
+        <w:lastRenderedPageBreak/>
         <w:tab/>
       </w:r>
     </w:p>
@@ -2245,7 +2325,7 @@
       </w:r>
     </w:p>
     <w:sectPr>
-      <w:footerReference w:type="default" r:id="rId7"/>
+      <w:footerReference w:type="default" r:id="rId8"/>
       <w:pgSz w:w="11906" w:h="16838" w:code="9"/>
       <w:pgMar w:top="1134" w:right="1134" w:bottom="709" w:left="1701" w:header="284" w:footer="227" w:gutter="0"/>
       <w:cols w:space="720"/>
@@ -2882,6 +2962,7 @@
   <w:style w:type="character" w:default="1" w:styleId="DefaultParagraphFont">
     <w:name w:val="Default Paragraph Font"/>
     <w:uiPriority w:val="1"/>
+    <w:semiHidden/>
     <w:unhideWhenUsed/>
   </w:style>
   <w:style w:type="table" w:default="1" w:styleId="TableNormal">
@@ -3272,4 +3353,16 @@
     </a:ext>
   </a:extLst>
 </a:theme>
+</file>
+
+<file path=customXml/item1.xml><?xml version="1.0" encoding="utf-8"?>
+<b:Sources xmlns:b="http://schemas.openxmlformats.org/officeDocument/2006/bibliography" xmlns="http://schemas.openxmlformats.org/officeDocument/2006/bibliography" SelectedStyle="\APASixthEditionOfficeOnline.xsl" StyleName="APA" Version="6"/>
+</file>
+
+<file path=customXml/itemProps1.xml><?xml version="1.0" encoding="utf-8"?>
+<ds:datastoreItem xmlns:ds="http://schemas.openxmlformats.org/officeDocument/2006/customXml" ds:itemID="{D6B6B302-B73F-48F3-8C2B-EC2151E85E55}">
+  <ds:schemaRefs>
+    <ds:schemaRef ds:uri="http://schemas.openxmlformats.org/officeDocument/2006/bibliography"/>
+  </ds:schemaRefs>
+</ds:datastoreItem>
 </file>
--- a/static/media/1.qd_giam_sat_ktr.docx
+++ b/static/media/1.qd_giam_sat_ktr.docx
@@ -148,7 +148,7 @@
           </mc:Choice>
           <mc:Fallback>
             <w:pict>
-              <v:line w14:anchorId="12228A6C" id="Line 14" o:spid="_x0000_s1026" style="position:absolute;z-index:251658240;visibility:visible;mso-wrap-style:square;mso-width-percent:0;mso-height-percent:0;mso-wrap-distance-left:9pt;mso-wrap-distance-top:0;mso-wrap-distance-right:9pt;mso-wrap-distance-bottom:0;mso-position-horizontal:absolute;mso-position-horizontal-relative:text;mso-position-vertical:absolute;mso-position-vertical-relative:text;mso-width-percent:0;mso-height-percent:0;mso-width-relative:page;mso-height-relative:page" from="262.6pt,16.4pt" to="409.85pt,16.4pt" o:gfxdata="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"/>
+              <v:line w14:anchorId="4C539CB1" id="Line 14" o:spid="_x0000_s1026" style="position:absolute;z-index:251658240;visibility:visible;mso-wrap-style:square;mso-width-percent:0;mso-height-percent:0;mso-wrap-distance-left:9pt;mso-wrap-distance-top:0;mso-wrap-distance-right:9pt;mso-wrap-distance-bottom:0;mso-position-horizontal:absolute;mso-position-horizontal-relative:text;mso-position-vertical:absolute;mso-position-vertical-relative:text;mso-width-percent:0;mso-height-percent:0;mso-width-relative:page;mso-height-relative:page" from="262.6pt,16.4pt" to="409.85pt,16.4pt" o:gfxdata="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"/>
             </w:pict>
           </mc:Fallback>
         </mc:AlternateContent>
@@ -222,7 +222,7 @@
           </mc:Choice>
           <mc:Fallback>
             <w:pict>
-              <v:line w14:anchorId="18024259" id="Line 12" o:spid="_x0000_s1026" style="position:absolute;z-index:251656192;visibility:visible;mso-wrap-style:square;mso-width-percent:0;mso-height-percent:0;mso-wrap-distance-left:9pt;mso-wrap-distance-top:0;mso-wrap-distance-right:9pt;mso-wrap-distance-bottom:0;mso-position-horizontal:absolute;mso-position-horizontal-relative:text;mso-position-vertical:absolute;mso-position-vertical-relative:text;mso-width-percent:0;mso-height-percent:0;mso-width-relative:page;mso-height-relative:page" from="45.6pt,16.2pt" to="108.6pt,16.2pt" o:gfxdata="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"/>
+              <v:line w14:anchorId="06B1C153" id="Line 12" o:spid="_x0000_s1026" style="position:absolute;z-index:251656192;visibility:visible;mso-wrap-style:square;mso-width-percent:0;mso-height-percent:0;mso-wrap-distance-left:9pt;mso-wrap-distance-top:0;mso-wrap-distance-right:9pt;mso-wrap-distance-bottom:0;mso-position-horizontal:absolute;mso-position-horizontal-relative:text;mso-position-vertical:absolute;mso-position-vertical-relative:text;mso-width-percent:0;mso-height-percent:0;mso-width-relative:page;mso-height-relative:page" from="45.6pt,16.2pt" to="108.6pt,16.2pt" o:gfxdata="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"/>
             </w:pict>
           </mc:Fallback>
         </mc:AlternateContent>
@@ -1193,25 +1193,7 @@
           <w:szCs w:val="28"/>
           <w:lang w:val="nl-NL"/>
         </w:rPr>
-        <w:t xml:space="preserve"> Phòng</w:t>
-      </w:r>
-      <w:r>
-        <w:rPr>
-          <w:i/>
-          <w:sz w:val="28"/>
-          <w:szCs w:val="28"/>
-          <w:lang w:val="nl-NL"/>
-        </w:rPr>
-        <w:t xml:space="preserve"> </w:t>
-      </w:r>
-      <w:r>
-        <w:rPr>
-          <w:i/>
-          <w:sz w:val="28"/>
-          <w:szCs w:val="28"/>
-          <w:lang w:val="nl-NL"/>
-        </w:rPr>
-        <w:t>Kiểm tra số 2</w:t>
+        <w:t xml:space="preserve"> Kiểm tra số 2</w:t>
       </w:r>
       <w:r>
         <w:rPr>
@@ -1597,23 +1579,7 @@
           <w:szCs w:val="28"/>
           <w:lang w:val="nl-NL"/>
         </w:rPr>
-        <w:t xml:space="preserve"> Phòng</w:t>
-      </w:r>
-      <w:r>
-        <w:rPr>
-          <w:sz w:val="28"/>
-          <w:szCs w:val="28"/>
-          <w:lang w:val="nl-NL"/>
-        </w:rPr>
-        <w:t xml:space="preserve"> </w:t>
-      </w:r>
-      <w:r>
-        <w:rPr>
-          <w:sz w:val="28"/>
-          <w:szCs w:val="28"/>
-          <w:lang w:val="nl-NL"/>
-        </w:rPr>
-        <w:t>Kiểm tra số 2</w:t>
+        <w:t xml:space="preserve"> Kiểm tra số 2</w:t>
       </w:r>
       <w:r>
         <w:rPr>
@@ -2225,7 +2191,6 @@
           <w:sz w:val="20"/>
           <w:lang w:val="nl-NL"/>
         </w:rPr>
-        <w:lastRenderedPageBreak/>
         <w:tab/>
       </w:r>
     </w:p>

--- a/static/media/1.qd_giam_sat_ktr.docx
+++ b/static/media/1.qd_giam_sat_ktr.docx
@@ -832,12 +832,32 @@
       <w:r>
         <w:rPr>
           <w:i/>
+          <w:color w:val="000000"/>
+          <w:sz w:val="28"/>
+          <w:szCs w:val="28"/>
+          <w:lang w:val="nl-NL"/>
+        </w:rPr>
+        <w:t>Căn cứ các Luật Thuế, Luật P</w:t>
+      </w:r>
+      <w:r>
+        <w:rPr>
+          <w:i/>
+          <w:color w:val="000000"/>
+          <w:sz w:val="28"/>
+          <w:szCs w:val="28"/>
+          <w:lang w:val="nl-NL"/>
+        </w:rPr>
+        <w:t>hí, lệ phí và các văn bản hướng dẫn thi hành</w:t>
+      </w:r>
+      <w:r>
+        <w:rPr>
+          <w:i/>
           <w:color w:val="000000" w:themeColor="text1"/>
           <w:sz w:val="28"/>
           <w:szCs w:val="28"/>
           <w:lang w:val="nl-NL"/>
         </w:rPr>
-        <w:t>Căn cứ các Luật Thuế, phí, lệ phí và các văn bản hướng dẫn thi hành;</w:t>
+        <w:t>;</w:t>
       </w:r>
     </w:p>
     <w:p>
@@ -1555,7 +1575,7 @@
           <w:szCs w:val="28"/>
           <w:lang w:val="nl-NL"/>
         </w:rPr>
-        <w:t xml:space="preserve"> –</w:t>
+        <w:t>,</w:t>
       </w:r>
       <w:r>
         <w:rPr>
@@ -1902,7 +1922,7 @@
           <w:szCs w:val="28"/>
           <w:lang w:val="nl-NL"/>
         </w:rPr>
-        <w:t>,</w:t>
+        <w:t xml:space="preserve"> và</w:t>
       </w:r>
       <w:r>
         <w:rPr>
@@ -1926,15 +1946,6 @@
       <w:r>
         <w:rPr>
           <w:color w:val="000000" w:themeColor="text1"/>
-          <w:sz w:val="28"/>
-          <w:szCs w:val="28"/>
-          <w:lang w:val="nl-NL"/>
-        </w:rPr>
-        <w:t xml:space="preserve"> và các tổ chức, cá nhân có liên quan</w:t>
-      </w:r>
-      <w:r>
-        <w:rPr>
-          <w:color w:val="FF0000"/>
           <w:sz w:val="28"/>
           <w:szCs w:val="28"/>
           <w:lang w:val="nl-NL"/>
@@ -2164,15 +2175,7 @@
           <w:szCs w:val="22"/>
           <w:lang w:val="nl-NL"/>
         </w:rPr>
-        <w:t xml:space="preserve"> </w:t>
-      </w:r>
-      <w:r>
-        <w:rPr>
-          <w:sz w:val="22"/>
-          <w:szCs w:val="22"/>
-          <w:lang w:val="nl-NL"/>
-        </w:rPr>
-        <w:t>(03b).</w:t>
+        <w:t>.</w:t>
       </w:r>
     </w:p>
     <w:p>

--- a/static/media/1.qd_giam_sat_ktr.docx
+++ b/static/media/1.qd_giam_sat_ktr.docx
@@ -355,7 +355,7 @@
       <w:pPr>
         <w:tabs>
           <w:tab w:val="center" w:pos="1418"/>
-          <w:tab w:val="center" w:pos="7088"/>
+          <w:tab w:val="right" w:pos="8505"/>
         </w:tabs>
         <w:spacing w:before="120"/>
         <w:jc w:val="both"/>
@@ -897,7 +897,7 @@
           <w:sz w:val="28"/>
           <w:szCs w:val="28"/>
         </w:rPr>
-        <w:t>Căn cứ Quyết định số 1376/QĐ-CT ngày 30/6/2025 của Cục trưởng Cục Thuế về việc ban hành quy định chức năng, nhiệm vụ, quyền hạn và cơ cấu tổ chức của Thuế tỉnh, thành phố thuộc Cục Thuế</w:t>
+        <w:t>Căn cứ Quyết định số 1376/QĐ-CT ngày 30/6/2025 của Cục trưởng Cục Thuế ban hành quy định chức năng, nhiệm vụ, quyền hạn và cơ cấu tổ chức của Thuế tỉnh, thành phố thuộc Cục Thuế</w:t>
       </w:r>
       <w:r>
         <w:rPr>
